--- a/tests/MFA v2 Beta Test 09_baumanj-America.docx
+++ b/tests/MFA v2 Beta Test 09_baumanj-America.docx
@@ -1,6 +1,6 @@
 
 <file path=word/document.xml><?xml version="1.0" encoding="utf-8"?>
-<w:document xmlns:wpc="http://schemas.microsoft.com/office/word/2010/wordprocessingCanvas" xmlns:cx="http://schemas.microsoft.com/office/drawing/2014/chartex" xmlns:cx1="http://schemas.microsoft.com/office/drawing/2015/9/8/chartex" xmlns:cx2="http://schemas.microsoft.com/office/drawing/2015/10/21/chartex" xmlns:cx3="http://schemas.microsoft.com/office/drawing/2016/5/9/chartex" xmlns:cx4="http://schemas.microsoft.com/office/drawing/2016/5/10/chartex" xmlns:cx5="http://schemas.microsoft.com/office/drawing/2016/5/11/chartex" xmlns:cx6="http://schemas.microsoft.com/office/drawing/2016/5/12/chartex" xmlns:cx7="http://schemas.microsoft.com/office/drawing/2016/5/13/chartex" xmlns:cx8="http://schemas.microsoft.com/office/drawing/2016/5/14/chartex" xmlns:mc="http://schemas.openxmlformats.org/markup-compatibility/2006" xmlns:aink="http://schemas.microsoft.com/office/drawing/2016/ink" xmlns:am3d="http://schemas.microsoft.com/office/drawing/2017/model3d" xmlns:o="urn:schemas-microsoft-com:office:office" xmlns:oel="http://schemas.microsoft.com/office/2019/extlst" xmlns:r="http://schemas.openxmlformats.org/officeDocument/2006/relationships" xmlns:m="http://schemas.openxmlformats.org/officeDocument/2006/math" xmlns:v="urn:schemas-microsoft-com:vml" xmlns:wp14="http://schemas.microsoft.com/office/word/2010/wordprocessingDrawing" xmlns:wp="http://schemas.openxmlformats.org/drawingml/2006/wordprocessingDrawing" xmlns:w10="urn:schemas-microsoft-com:office:word" xmlns:w="http://schemas.openxmlformats.org/wordprocessingml/2006/main" xmlns:w14="http://schemas.microsoft.com/office/word/2010/wordml" xmlns:w15="http://schemas.microsoft.com/office/word/2012/wordml" xmlns:w16cei="http://schemas.microsoft.com/office/word/2026/wordml/cei" xmlns:w16cex="http://schemas.microsoft.com/office/word/2018/wordml/cex" xmlns:w16cid="http://schemas.microsoft.com/office/word/2016/wordml/cid" xmlns:w16="http://schemas.microsoft.com/office/word/2018/wordml" xmlns:w16du="http://schemas.microsoft.com/office/word/2023/wordml/word16du" xmlns:w16sdtdh="http://schemas.microsoft.com/office/word/2020/wordml/sdtdatahash" xmlns:w16sdtfl="http://schemas.microsoft.com/office/word/2024/wordml/sdtformatlock" xmlns:w16se="http://schemas.microsoft.com/office/word/2015/wordml/symex" xmlns:wpg="http://schemas.microsoft.com/office/word/2010/wordprocessingGroup" xmlns:wpi="http://schemas.microsoft.com/office/word/2010/wordprocessingInk" xmlns:wne="http://schemas.microsoft.com/office/word/2006/wordml" xmlns:wps="http://schemas.microsoft.com/office/word/2010/wordprocessingShape" mc:Ignorable="w14 w15 w16se w16cid w16 w16cex w16sdtdh w16sdtfl w16du wp14">
+<w:document xmlns:wpc="http://schemas.microsoft.com/office/word/2010/wordprocessingCanvas" xmlns:cx="http://schemas.microsoft.com/office/drawing/2014/chartex" xmlns:cx1="http://schemas.microsoft.com/office/drawing/2015/9/8/chartex" xmlns:cx2="http://schemas.microsoft.com/office/drawing/2015/10/21/chartex" xmlns:cx3="http://schemas.microsoft.com/office/drawing/2016/5/9/chartex" xmlns:cx4="http://schemas.microsoft.com/office/drawing/2016/5/10/chartex" xmlns:cx5="http://schemas.microsoft.com/office/drawing/2016/5/11/chartex" xmlns:cx6="http://schemas.microsoft.com/office/drawing/2016/5/12/chartex" xmlns:cx7="http://schemas.microsoft.com/office/drawing/2016/5/13/chartex" xmlns:cx8="http://schemas.microsoft.com/office/drawing/2016/5/14/chartex" xmlns:mc="http://schemas.openxmlformats.org/markup-compatibility/2006" xmlns:aink="http://schemas.microsoft.com/office/drawing/2016/ink" xmlns:am3d="http://schemas.microsoft.com/office/drawing/2017/model3d" xmlns:o="urn:schemas-microsoft-com:office:office" xmlns:oel="http://schemas.microsoft.com/office/2019/extlst" xmlns:r="http://schemas.openxmlformats.org/officeDocument/2006/relationships" xmlns:m="http://schemas.openxmlformats.org/officeDocument/2006/math" xmlns:v="urn:schemas-microsoft-com:vml" xmlns:wp14="http://schemas.microsoft.com/office/word/2010/wordprocessingDrawing" xmlns:wp="http://schemas.openxmlformats.org/drawingml/2006/wordprocessingDrawing" xmlns:w10="urn:schemas-microsoft-com:office:word" xmlns:w="http://schemas.openxmlformats.org/wordprocessingml/2006/main" xmlns:w14="http://schemas.microsoft.com/office/word/2010/wordml" xmlns:w15="http://schemas.microsoft.com/office/word/2012/wordml" xmlns:w16cex="http://schemas.microsoft.com/office/word/2018/wordml/cex" xmlns:w16cid="http://schemas.microsoft.com/office/word/2016/wordml/cid" xmlns:w16="http://schemas.microsoft.com/office/word/2018/wordml" xmlns:w16du="http://schemas.microsoft.com/office/word/2023/wordml/word16du" xmlns:w16sdtdh="http://schemas.microsoft.com/office/word/2020/wordml/sdtdatahash" xmlns:w16sdtfl="http://schemas.microsoft.com/office/word/2024/wordml/sdtformatlock" xmlns:w16se="http://schemas.microsoft.com/office/word/2015/wordml/symex" xmlns:wpg="http://schemas.microsoft.com/office/word/2010/wordprocessingGroup" xmlns:wpi="http://schemas.microsoft.com/office/word/2010/wordprocessingInk" xmlns:wne="http://schemas.microsoft.com/office/word/2006/wordml" xmlns:wps="http://schemas.microsoft.com/office/word/2010/wordprocessingShape" mc:Ignorable="w14 w15 w16se w16cid w16 w16cex w16sdtdh w16sdtfl w16du wp14">
   <w:body>
     <w:p>
       <w:r>
@@ -9,15 +9,7 @@
     </w:p>
     <w:p>
       <w:r>
-        <w:t xml:space="preserve">Tester: </w:t>
-      </w:r>
-      <w:proofErr w:type="spellStart"/>
-      <w:r>
-        <w:t>baumanj</w:t>
-      </w:r>
-      <w:proofErr w:type="spellEnd"/>
-      <w:r>
-        <w:t>-America</w:t>
+        <w:t>Tester: baumanj-America</w:t>
       </w:r>
     </w:p>
     <w:p/>
@@ -80,33 +72,7 @@
           <w:szCs w:val="20"/>
           <w14:ligatures w14:val="none"/>
         </w:rPr>
-        <w:t xml:space="preserve"># </w:t>
-      </w:r>
-      <w:proofErr w:type="spellStart"/>
-      <w:proofErr w:type="gramStart"/>
-      <w:r>
-        <w:rPr>
-          <w:rFonts w:ascii="Consolas" w:eastAsia="Times New Roman" w:hAnsi="Consolas" w:cs="Courier New"/>
-          <w:color w:val="59636E"/>
-          <w:kern w:val="0"/>
-          <w:sz w:val="20"/>
-          <w:szCs w:val="20"/>
-          <w14:ligatures w14:val="none"/>
-        </w:rPr>
-        <w:t>install.packages</w:t>
-      </w:r>
-      <w:proofErr w:type="spellEnd"/>
-      <w:proofErr w:type="gramEnd"/>
-      <w:r>
-        <w:rPr>
-          <w:rFonts w:ascii="Consolas" w:eastAsia="Times New Roman" w:hAnsi="Consolas" w:cs="Courier New"/>
-          <w:color w:val="59636E"/>
-          <w:kern w:val="0"/>
-          <w:sz w:val="20"/>
-          <w:szCs w:val="20"/>
-          <w14:ligatures w14:val="none"/>
-        </w:rPr>
-        <w:t>("remotes")</w:t>
+        <w:t># install.packages("remotes")</w:t>
       </w:r>
     </w:p>
     <w:p>
@@ -140,7 +106,6 @@
           <w14:ligatures w14:val="none"/>
         </w:rPr>
       </w:pPr>
-      <w:proofErr w:type="gramStart"/>
       <w:r>
         <w:rPr>
           <w:rFonts w:ascii="Consolas" w:eastAsia="Times New Roman" w:hAnsi="Consolas" w:cs="Courier New"/>
@@ -163,8 +128,6 @@
         </w:rPr>
         <w:t>::</w:t>
       </w:r>
-      <w:proofErr w:type="spellStart"/>
-      <w:proofErr w:type="gramEnd"/>
       <w:r>
         <w:rPr>
           <w:rFonts w:ascii="Consolas" w:eastAsia="Times New Roman" w:hAnsi="Consolas" w:cs="Courier New"/>
@@ -174,9 +137,19 @@
           <w:szCs w:val="20"/>
           <w14:ligatures w14:val="none"/>
         </w:rPr>
-        <w:t>install_github</w:t>
-      </w:r>
-      <w:proofErr w:type="spellEnd"/>
+        <w:t>install_github(</w:t>
+      </w:r>
+      <w:r>
+        <w:rPr>
+          <w:rFonts w:ascii="Consolas" w:eastAsia="Times New Roman" w:hAnsi="Consolas" w:cs="Courier New"/>
+          <w:color w:val="0A3069"/>
+          <w:kern w:val="0"/>
+          <w:sz w:val="20"/>
+          <w:szCs w:val="20"/>
+          <w14:ligatures w14:val="none"/>
+        </w:rPr>
+        <w:t>"DNRFISH/MFA"</w:t>
+      </w:r>
       <w:r>
         <w:rPr>
           <w:rFonts w:ascii="Consolas" w:eastAsia="Times New Roman" w:hAnsi="Consolas" w:cs="Courier New"/>
@@ -186,28 +159,6 @@
           <w:szCs w:val="20"/>
           <w14:ligatures w14:val="none"/>
         </w:rPr>
-        <w:t>(</w:t>
-      </w:r>
-      <w:r>
-        <w:rPr>
-          <w:rFonts w:ascii="Consolas" w:eastAsia="Times New Roman" w:hAnsi="Consolas" w:cs="Courier New"/>
-          <w:color w:val="0A3069"/>
-          <w:kern w:val="0"/>
-          <w:sz w:val="20"/>
-          <w:szCs w:val="20"/>
-          <w14:ligatures w14:val="none"/>
-        </w:rPr>
-        <w:t>"DNRFISH/MFA"</w:t>
-      </w:r>
-      <w:r>
-        <w:rPr>
-          <w:rFonts w:ascii="Consolas" w:eastAsia="Times New Roman" w:hAnsi="Consolas" w:cs="Courier New"/>
-          <w:color w:val="1F2328"/>
-          <w:kern w:val="0"/>
-          <w:sz w:val="20"/>
-          <w:szCs w:val="20"/>
-          <w14:ligatures w14:val="none"/>
-        </w:rPr>
         <w:t>)</w:t>
       </w:r>
     </w:p>
@@ -296,103 +247,134 @@
           <w:szCs w:val="22"/>
         </w:rPr>
       </w:pPr>
-      <w:proofErr w:type="gramStart"/>
       <w:r>
         <w:rPr>
           <w:rFonts w:eastAsia="Times New Roman"/>
           <w:sz w:val="22"/>
           <w:szCs w:val="22"/>
         </w:rPr>
-        <w:t>library(</w:t>
-      </w:r>
-      <w:proofErr w:type="gramEnd"/>
-      <w:r>
+        <w:t>library(MFA)</w:t>
+      </w:r>
+    </w:p>
+    <w:p>
+      <w:pPr>
+        <w:pStyle w:val="ListParagraph"/>
+        <w:spacing w:after="0" w:line="240" w:lineRule="auto"/>
+        <w:ind w:left="1080"/>
         <w:rPr>
           <w:rFonts w:eastAsia="Times New Roman"/>
           <w:sz w:val="22"/>
           <w:szCs w:val="22"/>
         </w:rPr>
-        <w:t>MFA)</w:t>
-      </w:r>
-    </w:p>
-    <w:p>
-      <w:pPr>
-        <w:pStyle w:val="ListParagraph"/>
+      </w:pPr>
+    </w:p>
+    <w:p>
+      <w:pPr>
         <w:spacing w:after="0" w:line="240" w:lineRule="auto"/>
-        <w:ind w:left="1080"/>
         <w:rPr>
           <w:rFonts w:eastAsia="Times New Roman"/>
           <w:sz w:val="22"/>
           <w:szCs w:val="22"/>
         </w:rPr>
       </w:pPr>
-    </w:p>
-    <w:p>
-      <w:pPr>
-        <w:spacing w:after="0" w:line="240" w:lineRule="auto"/>
+      <w:r>
         <w:rPr>
           <w:rFonts w:eastAsia="Times New Roman"/>
           <w:sz w:val="22"/>
           <w:szCs w:val="22"/>
         </w:rPr>
-      </w:pPr>
-      <w:r>
+        <w:t>con &lt;- FISHub_connect()</w:t>
+      </w:r>
+    </w:p>
+    <w:p>
+      <w:pPr>
+        <w:spacing w:after="0" w:line="240" w:lineRule="auto"/>
         <w:rPr>
           <w:rFonts w:eastAsia="Times New Roman"/>
           <w:sz w:val="22"/>
           <w:szCs w:val="22"/>
         </w:rPr>
-        <w:t xml:space="preserve">con &lt;- </w:t>
-      </w:r>
-      <w:proofErr w:type="spellStart"/>
-      <w:r>
-        <w:rPr>
-          <w:rFonts w:eastAsia="Times New Roman"/>
-          <w:sz w:val="22"/>
-          <w:szCs w:val="22"/>
-        </w:rPr>
-        <w:t>FISHub_</w:t>
-      </w:r>
-      <w:proofErr w:type="gramStart"/>
-      <w:r>
-        <w:rPr>
-          <w:rFonts w:eastAsia="Times New Roman"/>
-          <w:sz w:val="22"/>
-          <w:szCs w:val="22"/>
-        </w:rPr>
-        <w:t>connect</w:t>
-      </w:r>
-      <w:proofErr w:type="spellEnd"/>
-      <w:r>
-        <w:rPr>
-          <w:rFonts w:eastAsia="Times New Roman"/>
-          <w:sz w:val="22"/>
-          <w:szCs w:val="22"/>
-        </w:rPr>
-        <w:t>(</w:t>
-      </w:r>
-      <w:proofErr w:type="gramEnd"/>
-      <w:r>
-        <w:rPr>
-          <w:rFonts w:eastAsia="Times New Roman"/>
-          <w:sz w:val="22"/>
-          <w:szCs w:val="22"/>
-        </w:rPr>
+      </w:pPr>
+    </w:p>
+    <w:p>
+      <w:pPr>
+        <w:pStyle w:val="ListParagraph"/>
+        <w:numPr>
+          <w:ilvl w:val="0"/>
+          <w:numId w:val="3"/>
+        </w:numPr>
+      </w:pPr>
+      <w:r>
+        <w:t>The above code works.</w:t>
+      </w:r>
+    </w:p>
+    <w:p>
+      <w:r>
+        <w:t>Querying FISHub</w:t>
+      </w:r>
+    </w:p>
+    <w:p/>
+    <w:p>
+      <w:r>
+        <w:t>FISH_query() retrieves survey, effort, or catch data from FISHub.</w:t>
+      </w:r>
+    </w:p>
+    <w:p>
+      <w:r>
+        <w:t>For example, to retrieve Status &amp; Trends surveys from 2025:</w:t>
+      </w:r>
+    </w:p>
+    <w:p/>
+    <w:p>
+      <w:pPr>
+        <w:spacing w:after="0"/>
+      </w:pPr>
+      <w:r>
+        <w:t>surveys &lt;- FISH_query(</w:t>
+      </w:r>
+    </w:p>
+    <w:p>
+      <w:pPr>
+        <w:spacing w:after="0"/>
+      </w:pPr>
+      <w:r>
+        <w:t xml:space="preserve">  con,</w:t>
+      </w:r>
+    </w:p>
+    <w:p>
+      <w:pPr>
+        <w:spacing w:after="0"/>
+      </w:pPr>
+      <w:r>
+        <w:t xml:space="preserve">  QueryType = "Survey",</w:t>
+      </w:r>
+    </w:p>
+    <w:p>
+      <w:pPr>
+        <w:spacing w:after="0"/>
+      </w:pPr>
+      <w:r>
+        <w:t xml:space="preserve">  SurveyPurpose = "Status &amp; Trends",</w:t>
+      </w:r>
+    </w:p>
+    <w:p>
+      <w:pPr>
+        <w:spacing w:after="0"/>
+      </w:pPr>
+      <w:r>
+        <w:t xml:space="preserve">  Year = 2025</w:t>
+      </w:r>
+    </w:p>
+    <w:p>
+      <w:pPr>
+        <w:spacing w:after="0"/>
+      </w:pPr>
+      <w:r>
         <w:t>)</w:t>
       </w:r>
     </w:p>
     <w:p>
       <w:pPr>
-        <w:spacing w:after="0" w:line="240" w:lineRule="auto"/>
-        <w:rPr>
-          <w:rFonts w:eastAsia="Times New Roman"/>
-          <w:sz w:val="22"/>
-          <w:szCs w:val="22"/>
-        </w:rPr>
-      </w:pPr>
-    </w:p>
-    <w:p>
-      <w:pPr>
         <w:pStyle w:val="ListParagraph"/>
         <w:numPr>
           <w:ilvl w:val="0"/>
@@ -400,155 +382,7 @@
         </w:numPr>
       </w:pPr>
       <w:r>
-        <w:t>The above code works.</w:t>
-      </w:r>
-    </w:p>
-    <w:p>
-      <w:r>
-        <w:t xml:space="preserve">Querying </w:t>
-      </w:r>
-      <w:proofErr w:type="spellStart"/>
-      <w:r>
-        <w:t>FISHub</w:t>
-      </w:r>
-      <w:proofErr w:type="spellEnd"/>
-    </w:p>
-    <w:p/>
-    <w:p>
-      <w:proofErr w:type="spellStart"/>
-      <w:r>
-        <w:t>FISH_</w:t>
-      </w:r>
-      <w:proofErr w:type="gramStart"/>
-      <w:r>
-        <w:t>query</w:t>
-      </w:r>
-      <w:proofErr w:type="spellEnd"/>
-      <w:r>
-        <w:t>(</w:t>
-      </w:r>
-      <w:proofErr w:type="gramEnd"/>
-      <w:r>
-        <w:t xml:space="preserve">) retrieves survey, effort, or catch data from </w:t>
-      </w:r>
-      <w:proofErr w:type="spellStart"/>
-      <w:r>
-        <w:t>FISHub</w:t>
-      </w:r>
-      <w:proofErr w:type="spellEnd"/>
-      <w:r>
-        <w:t>.</w:t>
-      </w:r>
-    </w:p>
-    <w:p>
-      <w:r>
-        <w:t>For example, to retrieve Status &amp; Trends surveys from 2025:</w:t>
-      </w:r>
-    </w:p>
-    <w:p/>
-    <w:p>
-      <w:pPr>
-        <w:spacing w:after="0"/>
-      </w:pPr>
-      <w:r>
-        <w:t xml:space="preserve">surveys &lt;- </w:t>
-      </w:r>
-      <w:proofErr w:type="spellStart"/>
-      <w:r>
-        <w:t>FISH_</w:t>
-      </w:r>
-      <w:proofErr w:type="gramStart"/>
-      <w:r>
-        <w:t>query</w:t>
-      </w:r>
-      <w:proofErr w:type="spellEnd"/>
-      <w:r>
-        <w:t>(</w:t>
-      </w:r>
-      <w:proofErr w:type="gramEnd"/>
-    </w:p>
-    <w:p>
-      <w:pPr>
-        <w:spacing w:after="0"/>
-      </w:pPr>
-      <w:r>
-        <w:t xml:space="preserve">  con,</w:t>
-      </w:r>
-    </w:p>
-    <w:p>
-      <w:pPr>
-        <w:spacing w:after="0"/>
-      </w:pPr>
-      <w:r>
-        <w:t xml:space="preserve">  </w:t>
-      </w:r>
-      <w:proofErr w:type="spellStart"/>
-      <w:r>
-        <w:t>QueryType</w:t>
-      </w:r>
-      <w:proofErr w:type="spellEnd"/>
-      <w:r>
-        <w:t xml:space="preserve"> = "Survey",</w:t>
-      </w:r>
-    </w:p>
-    <w:p>
-      <w:pPr>
-        <w:spacing w:after="0"/>
-      </w:pPr>
-      <w:r>
-        <w:t xml:space="preserve">  </w:t>
-      </w:r>
-      <w:proofErr w:type="spellStart"/>
-      <w:r>
-        <w:t>SurveyPurpose</w:t>
-      </w:r>
-      <w:proofErr w:type="spellEnd"/>
-      <w:r>
-        <w:t xml:space="preserve"> = "Status &amp; Trends",</w:t>
-      </w:r>
-    </w:p>
-    <w:p>
-      <w:pPr>
-        <w:spacing w:after="0"/>
-      </w:pPr>
-      <w:r>
-        <w:t xml:space="preserve">  Year = 2025</w:t>
-      </w:r>
-    </w:p>
-    <w:p>
-      <w:pPr>
-        <w:spacing w:after="0"/>
-      </w:pPr>
-      <w:r>
-        <w:t>)</w:t>
-      </w:r>
-    </w:p>
-    <w:p>
-      <w:pPr>
-        <w:pStyle w:val="ListParagraph"/>
-        <w:numPr>
-          <w:ilvl w:val="0"/>
-          <w:numId w:val="3"/>
-        </w:numPr>
-      </w:pPr>
-      <w:r>
-        <w:t xml:space="preserve">The above </w:t>
-      </w:r>
-      <w:proofErr w:type="gramStart"/>
-      <w:r>
-        <w:t>codes</w:t>
-      </w:r>
-      <w:proofErr w:type="gramEnd"/>
-      <w:r>
-        <w:t xml:space="preserve"> </w:t>
-      </w:r>
-      <w:proofErr w:type="gramStart"/>
-      <w:r>
-        <w:t>works</w:t>
-      </w:r>
-      <w:proofErr w:type="gramEnd"/>
-      <w:r>
-        <w:t>.  That said, there are some warnings:</w:t>
+        <w:t>The above codes works.  That said, there are some warnings:</w:t>
       </w:r>
     </w:p>
     <w:p>
@@ -598,90 +432,143 @@
           <w:rFonts w:ascii="Lucida Console" w:hAnsi="Lucida Console"/>
           <w:color w:val="C5060B"/>
         </w:rPr>
-        <w:t xml:space="preserve">1: In </w:t>
-      </w:r>
-      <w:proofErr w:type="spellStart"/>
-      <w:r>
+        <w:t>1: In FISH_query(con, QueryType = "Survey", SurveyPurpose = "Status &amp; Trends",  :</w:t>
+      </w:r>
+    </w:p>
+    <w:p>
+      <w:pPr>
+        <w:pStyle w:val="HTMLPreformatted"/>
+        <w:numPr>
+          <w:ilvl w:val="0"/>
+          <w:numId w:val="3"/>
+        </w:numPr>
+        <w:shd w:val="clear" w:color="auto" w:fill="FFFFFF"/>
+        <w:wordWrap w:val="0"/>
+        <w:spacing w:line="240" w:lineRule="atLeast"/>
         <w:rPr>
           <w:rStyle w:val="gntyacmbl3b"/>
           <w:rFonts w:ascii="Lucida Console" w:hAnsi="Lucida Console"/>
           <w:color w:val="C5060B"/>
         </w:rPr>
-        <w:t>FISH_</w:t>
-      </w:r>
-      <w:proofErr w:type="gramStart"/>
+      </w:pPr>
       <w:r>
         <w:rPr>
           <w:rStyle w:val="gntyacmbl3b"/>
           <w:rFonts w:ascii="Lucida Console" w:hAnsi="Lucida Console"/>
           <w:color w:val="C5060B"/>
         </w:rPr>
-        <w:t>query</w:t>
-      </w:r>
-      <w:proofErr w:type="spellEnd"/>
-      <w:r>
+        <w:t xml:space="preserve">  DO NOT USE THESE DATA UNTIL VERIFIED!!!</w:t>
+      </w:r>
+    </w:p>
+    <w:p>
+      <w:pPr>
+        <w:pStyle w:val="HTMLPreformatted"/>
+        <w:numPr>
+          <w:ilvl w:val="0"/>
+          <w:numId w:val="3"/>
+        </w:numPr>
+        <w:shd w:val="clear" w:color="auto" w:fill="FFFFFF"/>
+        <w:wordWrap w:val="0"/>
+        <w:spacing w:line="240" w:lineRule="atLeast"/>
         <w:rPr>
           <w:rStyle w:val="gntyacmbl3b"/>
           <w:rFonts w:ascii="Lucida Console" w:hAnsi="Lucida Console"/>
           <w:color w:val="C5060B"/>
         </w:rPr>
-        <w:t>(</w:t>
-      </w:r>
-      <w:proofErr w:type="gramEnd"/>
-      <w:r>
+      </w:pPr>
+    </w:p>
+    <w:p>
+      <w:pPr>
+        <w:pStyle w:val="HTMLPreformatted"/>
+        <w:numPr>
+          <w:ilvl w:val="0"/>
+          <w:numId w:val="3"/>
+        </w:numPr>
+        <w:shd w:val="clear" w:color="auto" w:fill="FFFFFF"/>
+        <w:wordWrap w:val="0"/>
+        <w:spacing w:line="240" w:lineRule="atLeast"/>
         <w:rPr>
           <w:rStyle w:val="gntyacmbl3b"/>
           <w:rFonts w:ascii="Lucida Console" w:hAnsi="Lucida Console"/>
           <w:color w:val="C5060B"/>
         </w:rPr>
-        <w:t xml:space="preserve">con, </w:t>
-      </w:r>
-      <w:proofErr w:type="spellStart"/>
+      </w:pPr>
       <w:r>
         <w:rPr>
           <w:rStyle w:val="gntyacmbl3b"/>
           <w:rFonts w:ascii="Lucida Console" w:hAnsi="Lucida Console"/>
           <w:color w:val="C5060B"/>
         </w:rPr>
-        <w:t>QueryType</w:t>
-      </w:r>
-      <w:proofErr w:type="spellEnd"/>
-      <w:r>
+        <w:t xml:space="preserve">The following SurveyIDs were identified with catch discrepancies: </w:t>
+      </w:r>
+    </w:p>
+    <w:p>
+      <w:pPr>
+        <w:pStyle w:val="HTMLPreformatted"/>
+        <w:numPr>
+          <w:ilvl w:val="0"/>
+          <w:numId w:val="3"/>
+        </w:numPr>
+        <w:shd w:val="clear" w:color="auto" w:fill="FFFFFF"/>
+        <w:wordWrap w:val="0"/>
+        <w:spacing w:line="240" w:lineRule="atLeast"/>
         <w:rPr>
           <w:rStyle w:val="gntyacmbl3b"/>
           <w:rFonts w:ascii="Lucida Console" w:hAnsi="Lucida Console"/>
           <w:color w:val="C5060B"/>
         </w:rPr>
-        <w:t xml:space="preserve"> = "Survey", </w:t>
-      </w:r>
-      <w:proofErr w:type="spellStart"/>
-      <w:r>
+      </w:pPr>
+    </w:p>
+    <w:p>
+      <w:pPr>
+        <w:pStyle w:val="HTMLPreformatted"/>
+        <w:numPr>
+          <w:ilvl w:val="0"/>
+          <w:numId w:val="3"/>
+        </w:numPr>
+        <w:shd w:val="clear" w:color="auto" w:fill="FFFFFF"/>
+        <w:wordWrap w:val="0"/>
+        <w:spacing w:line="240" w:lineRule="atLeast"/>
         <w:rPr>
           <w:rStyle w:val="gntyacmbl3b"/>
           <w:rFonts w:ascii="Lucida Console" w:hAnsi="Lucida Console"/>
           <w:color w:val="C5060B"/>
         </w:rPr>
-        <w:t>SurveyPurpose</w:t>
-      </w:r>
-      <w:proofErr w:type="spellEnd"/>
+      </w:pPr>
       <w:r>
         <w:rPr>
           <w:rStyle w:val="gntyacmbl3b"/>
           <w:rFonts w:ascii="Lucida Console" w:hAnsi="Lucida Console"/>
           <w:color w:val="C5060B"/>
         </w:rPr>
-        <w:t xml:space="preserve"> = "Status &amp; Trends</w:t>
-      </w:r>
-      <w:proofErr w:type="gramStart"/>
-      <w:r>
+        <w:lastRenderedPageBreak/>
+        <w:t>330</w:t>
+      </w:r>
+    </w:p>
+    <w:p>
+      <w:pPr>
+        <w:pStyle w:val="HTMLPreformatted"/>
+        <w:numPr>
+          <w:ilvl w:val="0"/>
+          <w:numId w:val="3"/>
+        </w:numPr>
+        <w:shd w:val="clear" w:color="auto" w:fill="FFFFFF"/>
+        <w:wordWrap w:val="0"/>
+        <w:spacing w:line="240" w:lineRule="atLeast"/>
         <w:rPr>
           <w:rStyle w:val="gntyacmbl3b"/>
           <w:rFonts w:ascii="Lucida Console" w:hAnsi="Lucida Console"/>
           <w:color w:val="C5060B"/>
         </w:rPr>
-        <w:t>",  :</w:t>
-      </w:r>
-      <w:proofErr w:type="gramEnd"/>
+      </w:pPr>
+      <w:r>
+        <w:rPr>
+          <w:rStyle w:val="gntyacmbl3b"/>
+          <w:rFonts w:ascii="Lucida Console" w:hAnsi="Lucida Console"/>
+          <w:color w:val="C5060B"/>
+        </w:rPr>
+        <w:t>152</w:t>
+      </w:r>
     </w:p>
     <w:p>
       <w:pPr>
@@ -699,13 +586,30 @@
           <w:color w:val="C5060B"/>
         </w:rPr>
       </w:pPr>
-      <w:r>
+    </w:p>
+    <w:p>
+      <w:pPr>
+        <w:pStyle w:val="HTMLPreformatted"/>
+        <w:numPr>
+          <w:ilvl w:val="0"/>
+          <w:numId w:val="3"/>
+        </w:numPr>
+        <w:shd w:val="clear" w:color="auto" w:fill="FFFFFF"/>
+        <w:wordWrap w:val="0"/>
+        <w:spacing w:line="240" w:lineRule="atLeast"/>
         <w:rPr>
           <w:rStyle w:val="gntyacmbl3b"/>
           <w:rFonts w:ascii="Lucida Console" w:hAnsi="Lucida Console"/>
           <w:color w:val="C5060B"/>
         </w:rPr>
-        <w:t xml:space="preserve">  DO NOT USE THESE DATA UNTIL VERIFIED!!!</w:t>
+      </w:pPr>
+      <w:r>
+        <w:rPr>
+          <w:rStyle w:val="gntyacmbl3b"/>
+          <w:rFonts w:ascii="Lucida Console" w:hAnsi="Lucida Console"/>
+          <w:color w:val="C5060B"/>
+        </w:rPr>
+        <w:t>See data(Catch_discrepancies) for reference. Contact MFA team for more information.</w:t>
       </w:r>
     </w:p>
     <w:p>
@@ -747,25 +651,32 @@
           <w:rFonts w:ascii="Lucida Console" w:hAnsi="Lucida Console"/>
           <w:color w:val="C5060B"/>
         </w:rPr>
-        <w:t xml:space="preserve">The following </w:t>
-      </w:r>
-      <w:proofErr w:type="spellStart"/>
-      <w:r>
+        <w:t>WARNED YOU HAVE BEEN</w:t>
+      </w:r>
+    </w:p>
+    <w:p>
+      <w:pPr>
+        <w:pStyle w:val="HTMLPreformatted"/>
+        <w:numPr>
+          <w:ilvl w:val="0"/>
+          <w:numId w:val="3"/>
+        </w:numPr>
+        <w:shd w:val="clear" w:color="auto" w:fill="FFFFFF"/>
+        <w:wordWrap w:val="0"/>
+        <w:spacing w:line="240" w:lineRule="atLeast"/>
         <w:rPr>
           <w:rStyle w:val="gntyacmbl3b"/>
           <w:rFonts w:ascii="Lucida Console" w:hAnsi="Lucida Console"/>
           <w:color w:val="C5060B"/>
         </w:rPr>
-        <w:t>SurveyIDs</w:t>
-      </w:r>
-      <w:proofErr w:type="spellEnd"/>
+      </w:pPr>
       <w:r>
         <w:rPr>
           <w:rStyle w:val="gntyacmbl3b"/>
           <w:rFonts w:ascii="Lucida Console" w:hAnsi="Lucida Console"/>
           <w:color w:val="C5060B"/>
         </w:rPr>
-        <w:t xml:space="preserve"> were identified with catch discrepancies: </w:t>
+        <w:t>2: In FISH_query(con, QueryType = "Survey", SurveyPurpose = "Status &amp; Trends",  :</w:t>
       </w:r>
     </w:p>
     <w:p>
@@ -784,6 +695,14 @@
           <w:color w:val="C5060B"/>
         </w:rPr>
       </w:pPr>
+      <w:r>
+        <w:rPr>
+          <w:rStyle w:val="gntyacmbl3b"/>
+          <w:rFonts w:ascii="Lucida Console" w:hAnsi="Lucida Console"/>
+          <w:color w:val="C5060B"/>
+        </w:rPr>
+        <w:t xml:space="preserve">  The following SurveyIDs were identified as S&amp;T surveys with extra (non S&amp;T) efforts: </w:t>
+      </w:r>
     </w:p>
     <w:p>
       <w:pPr>
@@ -801,14 +720,30 @@
           <w:color w:val="C5060B"/>
         </w:rPr>
       </w:pPr>
-      <w:r>
+    </w:p>
+    <w:p>
+      <w:pPr>
+        <w:pStyle w:val="HTMLPreformatted"/>
+        <w:numPr>
+          <w:ilvl w:val="0"/>
+          <w:numId w:val="3"/>
+        </w:numPr>
+        <w:shd w:val="clear" w:color="auto" w:fill="FFFFFF"/>
+        <w:wordWrap w:val="0"/>
+        <w:spacing w:line="240" w:lineRule="atLeast"/>
         <w:rPr>
           <w:rStyle w:val="gntyacmbl3b"/>
           <w:rFonts w:ascii="Lucida Console" w:hAnsi="Lucida Console"/>
           <w:color w:val="C5060B"/>
         </w:rPr>
-        <w:lastRenderedPageBreak/>
-        <w:t>330</w:t>
+      </w:pPr>
+      <w:r>
+        <w:rPr>
+          <w:rStyle w:val="gntyacmbl3b"/>
+          <w:rFonts w:ascii="Lucida Console" w:hAnsi="Lucida Console"/>
+          <w:color w:val="C5060B"/>
+        </w:rPr>
+        <w:t>347</w:t>
       </w:r>
     </w:p>
     <w:p>
@@ -833,7 +768,7 @@
           <w:rFonts w:ascii="Lucida Console" w:hAnsi="Lucida Console"/>
           <w:color w:val="C5060B"/>
         </w:rPr>
-        <w:t>152</w:t>
+        <w:t>252</w:t>
       </w:r>
     </w:p>
     <w:p>
@@ -875,414 +810,31 @@
           <w:rFonts w:ascii="Lucida Console" w:hAnsi="Lucida Console"/>
           <w:color w:val="C5060B"/>
         </w:rPr>
-        <w:t xml:space="preserve">See </w:t>
-      </w:r>
-      <w:proofErr w:type="gramStart"/>
+        <w:t>DO NOT USE as part of S&amp;T surveys. Use SurveyPurpose='Status &amp; Trends' to filter out.</w:t>
+      </w:r>
+    </w:p>
+    <w:p>
+      <w:pPr>
+        <w:pStyle w:val="HTMLPreformatted"/>
+        <w:numPr>
+          <w:ilvl w:val="0"/>
+          <w:numId w:val="3"/>
+        </w:numPr>
+        <w:shd w:val="clear" w:color="auto" w:fill="FFFFFF"/>
+        <w:wordWrap w:val="0"/>
+        <w:spacing w:line="240" w:lineRule="atLeast"/>
+        <w:rPr>
+          <w:rFonts w:ascii="Lucida Console" w:hAnsi="Lucida Console"/>
+          <w:color w:val="000000"/>
+        </w:rPr>
+      </w:pPr>
       <w:r>
         <w:rPr>
           <w:rStyle w:val="gntyacmbl3b"/>
           <w:rFonts w:ascii="Lucida Console" w:hAnsi="Lucida Console"/>
           <w:color w:val="C5060B"/>
         </w:rPr>
-        <w:t>data(</w:t>
-      </w:r>
-      <w:proofErr w:type="gramEnd"/>
-      <w:r>
-        <w:rPr>
-          <w:rStyle w:val="gntyacmbl3b"/>
-          <w:rFonts w:ascii="Lucida Console" w:hAnsi="Lucida Console"/>
-          <w:color w:val="C5060B"/>
-        </w:rPr>
-        <w:t>Catch_discrepancies) for reference. Contact MFA team for more information.</w:t>
-      </w:r>
-    </w:p>
-    <w:p>
-      <w:pPr>
-        <w:pStyle w:val="HTMLPreformatted"/>
-        <w:numPr>
-          <w:ilvl w:val="0"/>
-          <w:numId w:val="3"/>
-        </w:numPr>
-        <w:shd w:val="clear" w:color="auto" w:fill="FFFFFF"/>
-        <w:wordWrap w:val="0"/>
-        <w:spacing w:line="240" w:lineRule="atLeast"/>
-        <w:rPr>
-          <w:rStyle w:val="gntyacmbl3b"/>
-          <w:rFonts w:ascii="Lucida Console" w:hAnsi="Lucida Console"/>
-          <w:color w:val="C5060B"/>
-        </w:rPr>
-      </w:pPr>
-    </w:p>
-    <w:p>
-      <w:pPr>
-        <w:pStyle w:val="HTMLPreformatted"/>
-        <w:numPr>
-          <w:ilvl w:val="0"/>
-          <w:numId w:val="3"/>
-        </w:numPr>
-        <w:shd w:val="clear" w:color="auto" w:fill="FFFFFF"/>
-        <w:wordWrap w:val="0"/>
-        <w:spacing w:line="240" w:lineRule="atLeast"/>
-        <w:rPr>
-          <w:rStyle w:val="gntyacmbl3b"/>
-          <w:rFonts w:ascii="Lucida Console" w:hAnsi="Lucida Console"/>
-          <w:color w:val="C5060B"/>
-        </w:rPr>
-      </w:pPr>
-      <w:r>
-        <w:rPr>
-          <w:rStyle w:val="gntyacmbl3b"/>
-          <w:rFonts w:ascii="Lucida Console" w:hAnsi="Lucida Console"/>
-          <w:color w:val="C5060B"/>
-        </w:rPr>
-        <w:t>WARNED YOU HAVE BEEN</w:t>
-      </w:r>
-    </w:p>
-    <w:p>
-      <w:pPr>
-        <w:pStyle w:val="HTMLPreformatted"/>
-        <w:numPr>
-          <w:ilvl w:val="0"/>
-          <w:numId w:val="3"/>
-        </w:numPr>
-        <w:shd w:val="clear" w:color="auto" w:fill="FFFFFF"/>
-        <w:wordWrap w:val="0"/>
-        <w:spacing w:line="240" w:lineRule="atLeast"/>
-        <w:rPr>
-          <w:rStyle w:val="gntyacmbl3b"/>
-          <w:rFonts w:ascii="Lucida Console" w:hAnsi="Lucida Console"/>
-          <w:color w:val="C5060B"/>
-        </w:rPr>
-      </w:pPr>
-      <w:r>
-        <w:rPr>
-          <w:rStyle w:val="gntyacmbl3b"/>
-          <w:rFonts w:ascii="Lucida Console" w:hAnsi="Lucida Console"/>
-          <w:color w:val="C5060B"/>
-        </w:rPr>
-        <w:t xml:space="preserve">2: In </w:t>
-      </w:r>
-      <w:proofErr w:type="spellStart"/>
-      <w:r>
-        <w:rPr>
-          <w:rStyle w:val="gntyacmbl3b"/>
-          <w:rFonts w:ascii="Lucida Console" w:hAnsi="Lucida Console"/>
-          <w:color w:val="C5060B"/>
-        </w:rPr>
-        <w:t>FISH_</w:t>
-      </w:r>
-      <w:proofErr w:type="gramStart"/>
-      <w:r>
-        <w:rPr>
-          <w:rStyle w:val="gntyacmbl3b"/>
-          <w:rFonts w:ascii="Lucida Console" w:hAnsi="Lucida Console"/>
-          <w:color w:val="C5060B"/>
-        </w:rPr>
-        <w:t>query</w:t>
-      </w:r>
-      <w:proofErr w:type="spellEnd"/>
-      <w:r>
-        <w:rPr>
-          <w:rStyle w:val="gntyacmbl3b"/>
-          <w:rFonts w:ascii="Lucida Console" w:hAnsi="Lucida Console"/>
-          <w:color w:val="C5060B"/>
-        </w:rPr>
-        <w:t>(</w:t>
-      </w:r>
-      <w:proofErr w:type="gramEnd"/>
-      <w:r>
-        <w:rPr>
-          <w:rStyle w:val="gntyacmbl3b"/>
-          <w:rFonts w:ascii="Lucida Console" w:hAnsi="Lucida Console"/>
-          <w:color w:val="C5060B"/>
-        </w:rPr>
-        <w:t xml:space="preserve">con, </w:t>
-      </w:r>
-      <w:proofErr w:type="spellStart"/>
-      <w:r>
-        <w:rPr>
-          <w:rStyle w:val="gntyacmbl3b"/>
-          <w:rFonts w:ascii="Lucida Console" w:hAnsi="Lucida Console"/>
-          <w:color w:val="C5060B"/>
-        </w:rPr>
-        <w:t>QueryType</w:t>
-      </w:r>
-      <w:proofErr w:type="spellEnd"/>
-      <w:r>
-        <w:rPr>
-          <w:rStyle w:val="gntyacmbl3b"/>
-          <w:rFonts w:ascii="Lucida Console" w:hAnsi="Lucida Console"/>
-          <w:color w:val="C5060B"/>
-        </w:rPr>
-        <w:t xml:space="preserve"> = "Survey", </w:t>
-      </w:r>
-      <w:proofErr w:type="spellStart"/>
-      <w:r>
-        <w:rPr>
-          <w:rStyle w:val="gntyacmbl3b"/>
-          <w:rFonts w:ascii="Lucida Console" w:hAnsi="Lucida Console"/>
-          <w:color w:val="C5060B"/>
-        </w:rPr>
-        <w:t>SurveyPurpose</w:t>
-      </w:r>
-      <w:proofErr w:type="spellEnd"/>
-      <w:r>
-        <w:rPr>
-          <w:rStyle w:val="gntyacmbl3b"/>
-          <w:rFonts w:ascii="Lucida Console" w:hAnsi="Lucida Console"/>
-          <w:color w:val="C5060B"/>
-        </w:rPr>
-        <w:t xml:space="preserve"> = "Status &amp; Trends</w:t>
-      </w:r>
-      <w:proofErr w:type="gramStart"/>
-      <w:r>
-        <w:rPr>
-          <w:rStyle w:val="gntyacmbl3b"/>
-          <w:rFonts w:ascii="Lucida Console" w:hAnsi="Lucida Console"/>
-          <w:color w:val="C5060B"/>
-        </w:rPr>
-        <w:t>",  :</w:t>
-      </w:r>
-      <w:proofErr w:type="gramEnd"/>
-    </w:p>
-    <w:p>
-      <w:pPr>
-        <w:pStyle w:val="HTMLPreformatted"/>
-        <w:numPr>
-          <w:ilvl w:val="0"/>
-          <w:numId w:val="3"/>
-        </w:numPr>
-        <w:shd w:val="clear" w:color="auto" w:fill="FFFFFF"/>
-        <w:wordWrap w:val="0"/>
-        <w:spacing w:line="240" w:lineRule="atLeast"/>
-        <w:rPr>
-          <w:rStyle w:val="gntyacmbl3b"/>
-          <w:rFonts w:ascii="Lucida Console" w:hAnsi="Lucida Console"/>
-          <w:color w:val="C5060B"/>
-        </w:rPr>
-      </w:pPr>
-      <w:r>
-        <w:rPr>
-          <w:rStyle w:val="gntyacmbl3b"/>
-          <w:rFonts w:ascii="Lucida Console" w:hAnsi="Lucida Console"/>
-          <w:color w:val="C5060B"/>
-        </w:rPr>
-        <w:t xml:space="preserve">  The following </w:t>
-      </w:r>
-      <w:proofErr w:type="spellStart"/>
-      <w:r>
-        <w:rPr>
-          <w:rStyle w:val="gntyacmbl3b"/>
-          <w:rFonts w:ascii="Lucida Console" w:hAnsi="Lucida Console"/>
-          <w:color w:val="C5060B"/>
-        </w:rPr>
-        <w:t>SurveyIDs</w:t>
-      </w:r>
-      <w:proofErr w:type="spellEnd"/>
-      <w:r>
-        <w:rPr>
-          <w:rStyle w:val="gntyacmbl3b"/>
-          <w:rFonts w:ascii="Lucida Console" w:hAnsi="Lucida Console"/>
-          <w:color w:val="C5060B"/>
-        </w:rPr>
-        <w:t xml:space="preserve"> were identified as S&amp;T surveys with extra (</w:t>
-      </w:r>
-      <w:proofErr w:type="gramStart"/>
-      <w:r>
-        <w:rPr>
-          <w:rStyle w:val="gntyacmbl3b"/>
-          <w:rFonts w:ascii="Lucida Console" w:hAnsi="Lucida Console"/>
-          <w:color w:val="C5060B"/>
-        </w:rPr>
-        <w:t>non S</w:t>
-      </w:r>
-      <w:proofErr w:type="gramEnd"/>
-      <w:r>
-        <w:rPr>
-          <w:rStyle w:val="gntyacmbl3b"/>
-          <w:rFonts w:ascii="Lucida Console" w:hAnsi="Lucida Console"/>
-          <w:color w:val="C5060B"/>
-        </w:rPr>
-        <w:t xml:space="preserve">&amp;T) efforts: </w:t>
-      </w:r>
-    </w:p>
-    <w:p>
-      <w:pPr>
-        <w:pStyle w:val="HTMLPreformatted"/>
-        <w:numPr>
-          <w:ilvl w:val="0"/>
-          <w:numId w:val="3"/>
-        </w:numPr>
-        <w:shd w:val="clear" w:color="auto" w:fill="FFFFFF"/>
-        <w:wordWrap w:val="0"/>
-        <w:spacing w:line="240" w:lineRule="atLeast"/>
-        <w:rPr>
-          <w:rStyle w:val="gntyacmbl3b"/>
-          <w:rFonts w:ascii="Lucida Console" w:hAnsi="Lucida Console"/>
-          <w:color w:val="C5060B"/>
-        </w:rPr>
-      </w:pPr>
-    </w:p>
-    <w:p>
-      <w:pPr>
-        <w:pStyle w:val="HTMLPreformatted"/>
-        <w:numPr>
-          <w:ilvl w:val="0"/>
-          <w:numId w:val="3"/>
-        </w:numPr>
-        <w:shd w:val="clear" w:color="auto" w:fill="FFFFFF"/>
-        <w:wordWrap w:val="0"/>
-        <w:spacing w:line="240" w:lineRule="atLeast"/>
-        <w:rPr>
-          <w:rStyle w:val="gntyacmbl3b"/>
-          <w:rFonts w:ascii="Lucida Console" w:hAnsi="Lucida Console"/>
-          <w:color w:val="C5060B"/>
-        </w:rPr>
-      </w:pPr>
-      <w:r>
-        <w:rPr>
-          <w:rStyle w:val="gntyacmbl3b"/>
-          <w:rFonts w:ascii="Lucida Console" w:hAnsi="Lucida Console"/>
-          <w:color w:val="C5060B"/>
-        </w:rPr>
-        <w:t>347</w:t>
-      </w:r>
-    </w:p>
-    <w:p>
-      <w:pPr>
-        <w:pStyle w:val="HTMLPreformatted"/>
-        <w:numPr>
-          <w:ilvl w:val="0"/>
-          <w:numId w:val="3"/>
-        </w:numPr>
-        <w:shd w:val="clear" w:color="auto" w:fill="FFFFFF"/>
-        <w:wordWrap w:val="0"/>
-        <w:spacing w:line="240" w:lineRule="atLeast"/>
-        <w:rPr>
-          <w:rStyle w:val="gntyacmbl3b"/>
-          <w:rFonts w:ascii="Lucida Console" w:hAnsi="Lucida Console"/>
-          <w:color w:val="C5060B"/>
-        </w:rPr>
-      </w:pPr>
-      <w:r>
-        <w:rPr>
-          <w:rStyle w:val="gntyacmbl3b"/>
-          <w:rFonts w:ascii="Lucida Console" w:hAnsi="Lucida Console"/>
-          <w:color w:val="C5060B"/>
-        </w:rPr>
-        <w:t>252</w:t>
-      </w:r>
-    </w:p>
-    <w:p>
-      <w:pPr>
-        <w:pStyle w:val="HTMLPreformatted"/>
-        <w:numPr>
-          <w:ilvl w:val="0"/>
-          <w:numId w:val="3"/>
-        </w:numPr>
-        <w:shd w:val="clear" w:color="auto" w:fill="FFFFFF"/>
-        <w:wordWrap w:val="0"/>
-        <w:spacing w:line="240" w:lineRule="atLeast"/>
-        <w:rPr>
-          <w:rStyle w:val="gntyacmbl3b"/>
-          <w:rFonts w:ascii="Lucida Console" w:hAnsi="Lucida Console"/>
-          <w:color w:val="C5060B"/>
-        </w:rPr>
-      </w:pPr>
-    </w:p>
-    <w:p>
-      <w:pPr>
-        <w:pStyle w:val="HTMLPreformatted"/>
-        <w:numPr>
-          <w:ilvl w:val="0"/>
-          <w:numId w:val="3"/>
-        </w:numPr>
-        <w:shd w:val="clear" w:color="auto" w:fill="FFFFFF"/>
-        <w:wordWrap w:val="0"/>
-        <w:spacing w:line="240" w:lineRule="atLeast"/>
-        <w:rPr>
-          <w:rStyle w:val="gntyacmbl3b"/>
-          <w:rFonts w:ascii="Lucida Console" w:hAnsi="Lucida Console"/>
-          <w:color w:val="C5060B"/>
-        </w:rPr>
-      </w:pPr>
-      <w:r>
-        <w:rPr>
-          <w:rStyle w:val="gntyacmbl3b"/>
-          <w:rFonts w:ascii="Lucida Console" w:hAnsi="Lucida Console"/>
-          <w:color w:val="C5060B"/>
-        </w:rPr>
-        <w:t xml:space="preserve">DO NOT USE as part of S&amp;T surveys. Use </w:t>
-      </w:r>
-      <w:proofErr w:type="spellStart"/>
-      <w:r>
-        <w:rPr>
-          <w:rStyle w:val="gntyacmbl3b"/>
-          <w:rFonts w:ascii="Lucida Console" w:hAnsi="Lucida Console"/>
-          <w:color w:val="C5060B"/>
-        </w:rPr>
-        <w:t>SurveyPurpose</w:t>
-      </w:r>
-      <w:proofErr w:type="spellEnd"/>
-      <w:r>
-        <w:rPr>
-          <w:rStyle w:val="gntyacmbl3b"/>
-          <w:rFonts w:ascii="Lucida Console" w:hAnsi="Lucida Console"/>
-          <w:color w:val="C5060B"/>
-        </w:rPr>
-        <w:t>='Status &amp; Trends' to filter out.</w:t>
-      </w:r>
-    </w:p>
-    <w:p>
-      <w:pPr>
-        <w:pStyle w:val="HTMLPreformatted"/>
-        <w:numPr>
-          <w:ilvl w:val="0"/>
-          <w:numId w:val="3"/>
-        </w:numPr>
-        <w:shd w:val="clear" w:color="auto" w:fill="FFFFFF"/>
-        <w:wordWrap w:val="0"/>
-        <w:spacing w:line="240" w:lineRule="atLeast"/>
-        <w:rPr>
-          <w:rFonts w:ascii="Lucida Console" w:hAnsi="Lucida Console"/>
-          <w:color w:val="000000"/>
-        </w:rPr>
-      </w:pPr>
-      <w:r>
-        <w:rPr>
-          <w:rStyle w:val="gntyacmbl3b"/>
-          <w:rFonts w:ascii="Lucida Console" w:hAnsi="Lucida Console"/>
-          <w:color w:val="C5060B"/>
-        </w:rPr>
-        <w:t xml:space="preserve">See </w:t>
-      </w:r>
-      <w:proofErr w:type="gramStart"/>
-      <w:r>
-        <w:rPr>
-          <w:rStyle w:val="gntyacmbl3b"/>
-          <w:rFonts w:ascii="Lucida Console" w:hAnsi="Lucida Console"/>
-          <w:color w:val="C5060B"/>
-        </w:rPr>
-        <w:t>data(</w:t>
-      </w:r>
-      <w:proofErr w:type="spellStart"/>
-      <w:proofErr w:type="gramEnd"/>
-      <w:r>
-        <w:rPr>
-          <w:rStyle w:val="gntyacmbl3b"/>
-          <w:rFonts w:ascii="Lucida Console" w:hAnsi="Lucida Console"/>
-          <w:color w:val="C5060B"/>
-        </w:rPr>
-        <w:t>Status_and_Trends_extra_efforts</w:t>
-      </w:r>
-      <w:proofErr w:type="spellEnd"/>
-      <w:r>
-        <w:rPr>
-          <w:rStyle w:val="gntyacmbl3b"/>
-          <w:rFonts w:ascii="Lucida Console" w:hAnsi="Lucida Console"/>
-          <w:color w:val="C5060B"/>
-        </w:rPr>
-        <w:t>) for reference. Contact MFA team for more information.</w:t>
+        <w:t>See data(Status_and_Trends_extra_efforts) for reference. Contact MFA team for more information.</w:t>
       </w:r>
     </w:p>
     <w:p>
@@ -1311,15 +863,7 @@
         </w:numPr>
       </w:pPr>
       <w:r>
-        <w:t xml:space="preserve">I am choosing to review data from </w:t>
-      </w:r>
-      <w:proofErr w:type="spellStart"/>
-      <w:r>
-        <w:t>SurveyID</w:t>
-      </w:r>
-      <w:proofErr w:type="spellEnd"/>
-      <w:r>
-        <w:t xml:space="preserve"> </w:t>
+        <w:t xml:space="preserve">I am choosing to review data from SurveyID </w:t>
       </w:r>
       <w:r>
         <w:rPr>
@@ -1339,21 +883,8 @@
         <w:spacing w:after="0"/>
       </w:pPr>
       <w:r>
-        <w:t xml:space="preserve">efforts &lt;- </w:t>
-      </w:r>
-      <w:proofErr w:type="spellStart"/>
-      <w:r>
-        <w:t>FISH_</w:t>
-      </w:r>
-      <w:proofErr w:type="gramStart"/>
-      <w:r>
-        <w:t>query</w:t>
-      </w:r>
-      <w:proofErr w:type="spellEnd"/>
-      <w:r>
-        <w:t>(</w:t>
-      </w:r>
-      <w:proofErr w:type="gramEnd"/>
+        <w:t>efforts &lt;- FISH_query(</w:t>
+      </w:r>
     </w:p>
     <w:p>
       <w:pPr>
@@ -1368,31 +899,15 @@
         <w:spacing w:after="0"/>
       </w:pPr>
       <w:r>
-        <w:t xml:space="preserve">  </w:t>
-      </w:r>
-      <w:proofErr w:type="spellStart"/>
-      <w:r>
-        <w:t>QueryType</w:t>
-      </w:r>
-      <w:proofErr w:type="spellEnd"/>
-      <w:r>
-        <w:t xml:space="preserve"> = "Efforts",</w:t>
-      </w:r>
-    </w:p>
-    <w:p>
-      <w:pPr>
-        <w:spacing w:after="0"/>
-      </w:pPr>
-      <w:r>
-        <w:t xml:space="preserve">  </w:t>
-      </w:r>
-      <w:proofErr w:type="spellStart"/>
-      <w:r>
-        <w:t>SurveyId</w:t>
-      </w:r>
-      <w:proofErr w:type="spellEnd"/>
-      <w:r>
-        <w:t xml:space="preserve"> = </w:t>
+        <w:t xml:space="preserve">  QueryType = "Efforts",</w:t>
+      </w:r>
+    </w:p>
+    <w:p>
+      <w:pPr>
+        <w:spacing w:after="0"/>
+      </w:pPr>
+      <w:r>
+        <w:t xml:space="preserve">  SurveyId = </w:t>
       </w:r>
       <w:r>
         <w:rPr>
@@ -1471,23 +986,7 @@
         <w:t xml:space="preserve">able </w:t>
       </w:r>
       <w:r>
-        <w:t xml:space="preserve">to </w:t>
-      </w:r>
-      <w:proofErr w:type="gramStart"/>
-      <w:r>
-        <w:t>compare effort</w:t>
-      </w:r>
-      <w:proofErr w:type="gramEnd"/>
-      <w:r>
-        <w:t xml:space="preserve"> summary table information across other calculation pages would help to build trust in MFA.  In other words, if total effort by gear type values </w:t>
-      </w:r>
-      <w:proofErr w:type="gramStart"/>
-      <w:r>
-        <w:t>are</w:t>
-      </w:r>
-      <w:proofErr w:type="gramEnd"/>
-      <w:r>
-        <w:t xml:space="preserve"> consistent across outputs, users will be more likely to ‘trust’/use the </w:t>
+        <w:t xml:space="preserve">to compare effort summary table information across other calculation pages would help to build trust in MFA.  In other words, if total effort by gear type values are consistent across outputs, users will be more likely to ‘trust’/use the </w:t>
       </w:r>
       <w:r>
         <w:t>software</w:t>
@@ -1519,21 +1018,8 @@
         <w:spacing w:after="0"/>
       </w:pPr>
       <w:r>
-        <w:t xml:space="preserve">catch &lt;- </w:t>
-      </w:r>
-      <w:proofErr w:type="spellStart"/>
-      <w:r>
-        <w:t>FISH_</w:t>
-      </w:r>
-      <w:proofErr w:type="gramStart"/>
-      <w:r>
-        <w:t>query</w:t>
-      </w:r>
-      <w:proofErr w:type="spellEnd"/>
-      <w:r>
-        <w:t>(</w:t>
-      </w:r>
-      <w:proofErr w:type="gramEnd"/>
+        <w:t>catch &lt;- FISH_query(</w:t>
+      </w:r>
     </w:p>
     <w:p>
       <w:pPr>
@@ -1549,31 +1035,15 @@
         <w:spacing w:after="0"/>
       </w:pPr>
       <w:r>
-        <w:t xml:space="preserve">  </w:t>
-      </w:r>
-      <w:proofErr w:type="spellStart"/>
-      <w:r>
-        <w:t>QueryType</w:t>
-      </w:r>
-      <w:proofErr w:type="spellEnd"/>
-      <w:r>
-        <w:t xml:space="preserve"> = "Catch",</w:t>
-      </w:r>
-    </w:p>
-    <w:p>
-      <w:pPr>
-        <w:spacing w:after="0"/>
-      </w:pPr>
-      <w:r>
-        <w:t xml:space="preserve">  </w:t>
-      </w:r>
-      <w:proofErr w:type="spellStart"/>
-      <w:r>
-        <w:t>SurveyId</w:t>
-      </w:r>
-      <w:proofErr w:type="spellEnd"/>
-      <w:r>
-        <w:t xml:space="preserve"> = </w:t>
+        <w:t xml:space="preserve">  QueryType = "Catch",</w:t>
+      </w:r>
+    </w:p>
+    <w:p>
+      <w:pPr>
+        <w:spacing w:after="0"/>
+      </w:pPr>
+      <w:r>
+        <w:t xml:space="preserve">  SurveyId = </w:t>
       </w:r>
       <w:r>
         <w:rPr>
@@ -1590,15 +1060,7 @@
         <w:spacing w:after="0"/>
       </w:pPr>
       <w:r>
-        <w:t xml:space="preserve">  </w:t>
-      </w:r>
-      <w:proofErr w:type="spellStart"/>
-      <w:r>
-        <w:t>GearType</w:t>
-      </w:r>
-      <w:proofErr w:type="spellEnd"/>
-      <w:r>
-        <w:t xml:space="preserve"> = "SMFYKE"</w:t>
+        <w:t xml:space="preserve">  GearType = "SMFYKE"</w:t>
       </w:r>
     </w:p>
     <w:p>
@@ -1649,16 +1111,18 @@
         </w:numPr>
         <w:spacing w:after="0"/>
       </w:pPr>
-      <w:r>
-        <w:t xml:space="preserve">Additional code was run to test </w:t>
-      </w:r>
-      <w:proofErr w:type="spellStart"/>
-      <w:r>
-        <w:t>GearType</w:t>
-      </w:r>
-      <w:proofErr w:type="spellEnd"/>
-      <w:r>
-        <w:t xml:space="preserve"> = “BOOMSHK” and “LMFYKE”.  Both worked.  I could not do all gears at once, probably because I was not coding it properly.</w:t>
+      <w:commentRangeStart w:id="0"/>
+      <w:r>
+        <w:t>Additional code was run to test GearType = “BOOMSHK” and “LMFYKE”.  Both worked.  I could not do all gears at once, probably because I was not coding it properly.</w:t>
+      </w:r>
+      <w:commentRangeEnd w:id="0"/>
+      <w:r>
+        <w:rPr>
+          <w:rStyle w:val="CommentReference"/>
+          <w:sz w:val="24"/>
+          <w:szCs w:val="24"/>
+        </w:rPr>
+        <w:commentReference w:id="0"/>
       </w:r>
     </w:p>
     <w:p>
@@ -1686,47 +1150,22 @@
       <w:pPr>
         <w:spacing w:after="0"/>
       </w:pPr>
-      <w:proofErr w:type="spellStart"/>
-      <w:proofErr w:type="gramStart"/>
-      <w:r>
-        <w:t>catchByEffort</w:t>
-      </w:r>
-      <w:proofErr w:type="spellEnd"/>
-      <w:r>
-        <w:t>(</w:t>
-      </w:r>
-      <w:proofErr w:type="gramEnd"/>
-      <w:r>
-        <w:t>) summarizes catch associated with individual sampling efforts and includes information such as total catch, average length, minimum and maximum length, and legal-sized catch where applicable.</w:t>
-      </w:r>
-    </w:p>
-    <w:p>
-      <w:pPr>
-        <w:spacing w:after="0"/>
-      </w:pPr>
-    </w:p>
-    <w:p>
-      <w:pPr>
-        <w:spacing w:after="0"/>
-      </w:pPr>
-      <w:proofErr w:type="spellStart"/>
-      <w:r>
-        <w:t>catch_by_effort</w:t>
-      </w:r>
-      <w:proofErr w:type="spellEnd"/>
-      <w:r>
-        <w:t xml:space="preserve"> &lt;- </w:t>
-      </w:r>
-      <w:proofErr w:type="spellStart"/>
-      <w:proofErr w:type="gramStart"/>
-      <w:r>
-        <w:t>catchByEffort</w:t>
-      </w:r>
-      <w:proofErr w:type="spellEnd"/>
-      <w:r>
-        <w:t>(</w:t>
-      </w:r>
-      <w:proofErr w:type="gramEnd"/>
+      <w:r>
+        <w:t>catchByEffort() summarizes catch associated with individual sampling efforts and includes information such as total catch, average length, minimum and maximum length, and legal-sized catch where applicable.</w:t>
+      </w:r>
+    </w:p>
+    <w:p>
+      <w:pPr>
+        <w:spacing w:after="0"/>
+      </w:pPr>
+    </w:p>
+    <w:p>
+      <w:pPr>
+        <w:spacing w:after="0"/>
+      </w:pPr>
+      <w:r>
+        <w:t>catch_by_effort &lt;- catchByEffort(</w:t>
+      </w:r>
     </w:p>
     <w:p>
       <w:pPr>
@@ -1740,13 +1179,8 @@
       <w:pPr>
         <w:spacing w:after="0"/>
       </w:pPr>
-      <w:proofErr w:type="spellStart"/>
-      <w:r>
-        <w:t>effortData</w:t>
-      </w:r>
-      <w:proofErr w:type="spellEnd"/>
-      <w:r>
-        <w:t xml:space="preserve"> = efforts</w:t>
+      <w:r>
+        <w:t>effortData = efforts</w:t>
       </w:r>
     </w:p>
     <w:p>
@@ -1772,15 +1206,7 @@
         <w:spacing w:after="0"/>
       </w:pPr>
       <w:r>
-        <w:t>The above code works.  But I might be confused by the output.  There were 144 obs. and 10 variables created.  I am assuming this is catch by effort data for LMFYKE, but I am not sure based on the table created (titled “</w:t>
-      </w:r>
-      <w:proofErr w:type="spellStart"/>
-      <w:r>
-        <w:t>catch_by_effort</w:t>
-      </w:r>
-      <w:proofErr w:type="spellEnd"/>
-      <w:r>
-        <w:t>”).</w:t>
+        <w:t>The above code works.  But I might be confused by the output.  There were 144 obs. and 10 variables created.  I am assuming this is catch by effort data for LMFYKE, but I am not sure based on the table created (titled “catch_by_effort”).</w:t>
       </w:r>
     </w:p>
     <w:p>
@@ -1808,86 +1234,37 @@
       <w:pPr>
         <w:spacing w:after="0"/>
       </w:pPr>
-      <w:proofErr w:type="spellStart"/>
-      <w:r>
-        <w:t>CPUE_</w:t>
-      </w:r>
-      <w:proofErr w:type="gramStart"/>
-      <w:r>
-        <w:t>byGear</w:t>
-      </w:r>
-      <w:proofErr w:type="spellEnd"/>
-      <w:r>
-        <w:t>(</w:t>
-      </w:r>
-      <w:proofErr w:type="gramEnd"/>
-      <w:r>
-        <w:t xml:space="preserve">) summarizes catch per unit effort by sampling gear. </w:t>
-      </w:r>
-      <w:proofErr w:type="spellStart"/>
-      <w:r>
-        <w:t>OutputTypes</w:t>
-      </w:r>
-      <w:proofErr w:type="spellEnd"/>
-      <w:r>
-        <w:t xml:space="preserve"> include "Table" or "Figure"</w:t>
-      </w:r>
-    </w:p>
-    <w:p>
-      <w:pPr>
-        <w:spacing w:after="0"/>
-      </w:pPr>
-    </w:p>
-    <w:p>
-      <w:pPr>
-        <w:spacing w:after="0"/>
-      </w:pPr>
-      <w:proofErr w:type="spellStart"/>
-      <w:r>
-        <w:t>cpue</w:t>
-      </w:r>
-      <w:proofErr w:type="spellEnd"/>
-      <w:r>
-        <w:t xml:space="preserve"> &lt;- </w:t>
-      </w:r>
-      <w:proofErr w:type="spellStart"/>
-      <w:r>
-        <w:t>CPUE_</w:t>
-      </w:r>
-      <w:proofErr w:type="gramStart"/>
-      <w:r>
-        <w:t>byGear</w:t>
-      </w:r>
-      <w:proofErr w:type="spellEnd"/>
-      <w:r>
-        <w:t>(</w:t>
-      </w:r>
-      <w:proofErr w:type="gramEnd"/>
-    </w:p>
-    <w:p>
-      <w:pPr>
-        <w:spacing w:after="0"/>
-      </w:pPr>
-      <w:proofErr w:type="spellStart"/>
-      <w:r>
-        <w:t>catchData</w:t>
-      </w:r>
-      <w:proofErr w:type="spellEnd"/>
-      <w:r>
-        <w:t>=catch,</w:t>
-      </w:r>
-    </w:p>
-    <w:p>
-      <w:pPr>
-        <w:spacing w:after="0"/>
-      </w:pPr>
-      <w:proofErr w:type="spellStart"/>
-      <w:r>
-        <w:t>OutputType</w:t>
-      </w:r>
-      <w:proofErr w:type="spellEnd"/>
-      <w:r>
-        <w:t>="Table"</w:t>
+      <w:r>
+        <w:t>CPUE_byGear() summarizes catch per unit effort by sampling gear. OutputTypes include "Table" or "Figure"</w:t>
+      </w:r>
+    </w:p>
+    <w:p>
+      <w:pPr>
+        <w:spacing w:after="0"/>
+      </w:pPr>
+    </w:p>
+    <w:p>
+      <w:pPr>
+        <w:spacing w:after="0"/>
+      </w:pPr>
+      <w:r>
+        <w:t>cpue &lt;- CPUE_byGear(</w:t>
+      </w:r>
+    </w:p>
+    <w:p>
+      <w:pPr>
+        <w:spacing w:after="0"/>
+      </w:pPr>
+      <w:r>
+        <w:t>catchData=catch,</w:t>
+      </w:r>
+    </w:p>
+    <w:p>
+      <w:pPr>
+        <w:spacing w:after="0"/>
+      </w:pPr>
+      <w:r>
+        <w:t>OutputType="Table"</w:t>
       </w:r>
     </w:p>
     <w:p>
@@ -1902,44 +1279,24 @@
       <w:pPr>
         <w:spacing w:after="0"/>
       </w:pPr>
-      <w:proofErr w:type="spellStart"/>
-      <w:r>
-        <w:t>CPUE_</w:t>
-      </w:r>
-      <w:proofErr w:type="gramStart"/>
-      <w:r>
-        <w:t>byGear</w:t>
-      </w:r>
-      <w:proofErr w:type="spellEnd"/>
-      <w:r>
-        <w:t>(</w:t>
-      </w:r>
-      <w:proofErr w:type="gramEnd"/>
-    </w:p>
-    <w:p>
-      <w:pPr>
-        <w:spacing w:after="0"/>
-      </w:pPr>
-      <w:proofErr w:type="spellStart"/>
-      <w:r>
-        <w:t>catchData</w:t>
-      </w:r>
-      <w:proofErr w:type="spellEnd"/>
-      <w:r>
-        <w:t>=catch,</w:t>
-      </w:r>
-    </w:p>
-    <w:p>
-      <w:pPr>
-        <w:spacing w:after="0"/>
-      </w:pPr>
-      <w:proofErr w:type="spellStart"/>
-      <w:r>
-        <w:t>OutputType</w:t>
-      </w:r>
-      <w:proofErr w:type="spellEnd"/>
-      <w:r>
-        <w:t>="Figure"</w:t>
+      <w:r>
+        <w:t>CPUE_byGear(</w:t>
+      </w:r>
+    </w:p>
+    <w:p>
+      <w:pPr>
+        <w:spacing w:after="0"/>
+      </w:pPr>
+      <w:r>
+        <w:t>catchData=catch,</w:t>
+      </w:r>
+    </w:p>
+    <w:p>
+      <w:pPr>
+        <w:spacing w:after="0"/>
+      </w:pPr>
+      <w:r>
+        <w:t>OutputType="Figure"</w:t>
       </w:r>
     </w:p>
     <w:p>
@@ -1974,26 +1331,10 @@
         <w:spacing w:after="0"/>
       </w:pPr>
       <w:r>
-        <w:t xml:space="preserve">FIGURE:  Can/Should we standardize text in accordance with ADA or American Fisheries Society or MDNR report writing standards?  I am not sure what the current font style/size is, but if we aren’t able to modify that text prior to inputting in a survey report, that might be an issue later down the road.  Issue might be 1) </w:t>
-      </w:r>
-      <w:proofErr w:type="spellStart"/>
-      <w:r>
-        <w:t>its</w:t>
-      </w:r>
-      <w:proofErr w:type="spellEnd"/>
-      <w:r>
-        <w:t xml:space="preserve"> not ADA compliant, and 2) Different text style and size in the figures might result in inconsistent text within a survey report or Status of the Fishery Resource Report.</w:t>
-      </w:r>
-      <w:r>
-        <w:t xml:space="preserve">  </w:t>
-      </w:r>
-      <w:proofErr w:type="gramStart"/>
-      <w:r>
-        <w:t>This is</w:t>
-      </w:r>
-      <w:proofErr w:type="gramEnd"/>
-      <w:r>
-        <w:t xml:space="preserve"> may not be a high priority.  Many biologists are likely to create their own graphs/figures using the raw data provided in the tables.</w:t>
+        <w:t>FIGURE:  Can/Should we standardize text in accordance with ADA or American Fisheries Society or MDNR report writing standards?  I am not sure what the current font style/size is, but if we aren’t able to modify that text prior to inputting in a survey report, that might be an issue later down the road.  Issue might be 1) its not ADA compliant, and 2) Different text style and size in the figures might result in inconsistent text within a survey report or Status of the Fishery Resource Report.</w:t>
+      </w:r>
+      <w:r>
+        <w:t xml:space="preserve">  This is may not be a high priority.  Many biologists are likely to create their own graphs/figures using the raw data provided in the tables.</w:t>
       </w:r>
     </w:p>
     <w:p>
@@ -2042,8 +1383,6 @@
           <w14:ligatures w14:val="none"/>
         </w:rPr>
       </w:pPr>
-      <w:proofErr w:type="spellStart"/>
-      <w:proofErr w:type="gramStart"/>
       <w:r>
         <w:rPr>
           <w:rFonts w:ascii="Consolas" w:eastAsia="Times New Roman" w:hAnsi="Consolas" w:cs="Courier New"/>
@@ -2053,31 +1392,7 @@
           <w:szCs w:val="20"/>
           <w14:ligatures w14:val="none"/>
         </w:rPr>
-        <w:t>ageLengthSummary</w:t>
-      </w:r>
-      <w:proofErr w:type="spellEnd"/>
-      <w:r>
-        <w:rPr>
-          <w:rFonts w:ascii="Consolas" w:eastAsia="Times New Roman" w:hAnsi="Consolas" w:cs="Courier New"/>
-          <w:color w:val="1F2328"/>
-          <w:kern w:val="0"/>
-          <w:sz w:val="20"/>
-          <w:szCs w:val="20"/>
-          <w14:ligatures w14:val="none"/>
-        </w:rPr>
-        <w:t>(</w:t>
-      </w:r>
-      <w:proofErr w:type="gramEnd"/>
-      <w:r>
-        <w:rPr>
-          <w:rFonts w:ascii="Consolas" w:eastAsia="Times New Roman" w:hAnsi="Consolas" w:cs="Courier New"/>
-          <w:color w:val="1F2328"/>
-          <w:kern w:val="0"/>
-          <w:sz w:val="20"/>
-          <w:szCs w:val="20"/>
-          <w14:ligatures w14:val="none"/>
-        </w:rPr>
-        <w:t>)</w:t>
+        <w:t>ageLengthSummary()</w:t>
       </w:r>
       <w:r>
         <w:rPr>
@@ -2086,56 +1401,21 @@
           <w:kern w:val="0"/>
           <w14:ligatures w14:val="none"/>
         </w:rPr>
-        <w:t xml:space="preserve"> summarizes age-length information and can return "</w:t>
-      </w:r>
-      <w:proofErr w:type="spellStart"/>
-      <w:r>
-        <w:rPr>
-          <w:rFonts w:ascii="Segoe UI" w:eastAsia="Times New Roman" w:hAnsi="Segoe UI" w:cs="Segoe UI"/>
-          <w:color w:val="1F2328"/>
-          <w:kern w:val="0"/>
-          <w14:ligatures w14:val="none"/>
-        </w:rPr>
-        <w:t>RawData</w:t>
-      </w:r>
-      <w:proofErr w:type="spellEnd"/>
-      <w:r>
-        <w:rPr>
-          <w:rFonts w:ascii="Segoe UI" w:eastAsia="Times New Roman" w:hAnsi="Segoe UI" w:cs="Segoe UI"/>
-          <w:color w:val="1F2328"/>
-          <w:kern w:val="0"/>
-          <w14:ligatures w14:val="none"/>
-        </w:rPr>
-        <w:t>", "Table", or "Figure".</w:t>
-      </w:r>
-    </w:p>
-    <w:p>
-      <w:pPr>
-        <w:spacing w:after="0"/>
-      </w:pPr>
-    </w:p>
-    <w:p>
-      <w:pPr>
-        <w:spacing w:after="0"/>
-      </w:pPr>
-      <w:proofErr w:type="spellStart"/>
-      <w:r>
-        <w:t>age_length_raw</w:t>
-      </w:r>
-      <w:proofErr w:type="spellEnd"/>
-      <w:r>
-        <w:t xml:space="preserve"> &lt;- </w:t>
-      </w:r>
-      <w:proofErr w:type="spellStart"/>
-      <w:proofErr w:type="gramStart"/>
-      <w:r>
-        <w:t>ageLengthSummary</w:t>
-      </w:r>
-      <w:proofErr w:type="spellEnd"/>
-      <w:r>
-        <w:t>(</w:t>
-      </w:r>
-      <w:proofErr w:type="gramEnd"/>
+        <w:t xml:space="preserve"> summarizes age-length information and can return "RawData", "Table", or "Figure".</w:t>
+      </w:r>
+    </w:p>
+    <w:p>
+      <w:pPr>
+        <w:spacing w:after="0"/>
+      </w:pPr>
+    </w:p>
+    <w:p>
+      <w:pPr>
+        <w:spacing w:after="0"/>
+      </w:pPr>
+      <w:r>
+        <w:t>age_length_raw &lt;- ageLengthSummary(</w:t>
+      </w:r>
     </w:p>
     <w:p>
       <w:pPr>
@@ -2149,34 +1429,91 @@
       <w:pPr>
         <w:spacing w:after="0"/>
       </w:pPr>
-      <w:proofErr w:type="spellStart"/>
-      <w:r>
+      <w:r>
+        <w:t>effortData = efforts,</w:t>
+      </w:r>
+    </w:p>
+    <w:p>
+      <w:pPr>
+        <w:spacing w:after="0"/>
+      </w:pPr>
+      <w:r>
+        <w:t>OutputType = "RawData"</w:t>
+      </w:r>
+    </w:p>
+    <w:p>
+      <w:pPr>
+        <w:spacing w:after="0"/>
+      </w:pPr>
+      <w:r>
+        <w:t>)</w:t>
+      </w:r>
+    </w:p>
+    <w:p>
+      <w:pPr>
+        <w:pStyle w:val="ListParagraph"/>
+        <w:numPr>
+          <w:ilvl w:val="0"/>
+          <w:numId w:val="3"/>
+        </w:numPr>
+        <w:spacing w:after="0"/>
+      </w:pPr>
+      <w:r>
+        <w:t>The above code worked.  268 obs. and 6 variables.</w:t>
+      </w:r>
+    </w:p>
+    <w:p>
+      <w:pPr>
+        <w:spacing w:after="0"/>
+      </w:pPr>
+    </w:p>
+    <w:p>
+      <w:pPr>
+        <w:spacing w:after="0"/>
+      </w:pPr>
+      <w:r>
+        <w:t># Return summary statistics</w:t>
+      </w:r>
+    </w:p>
+    <w:p>
+      <w:pPr>
+        <w:spacing w:after="0"/>
+      </w:pPr>
+      <w:r>
+        <w:t>age_length_table &lt;- ageLengthSummary(</w:t>
+      </w:r>
+    </w:p>
+    <w:p>
+      <w:pPr>
+        <w:spacing w:after="0"/>
+      </w:pPr>
+      <w:r>
+        <w:t>con = con,</w:t>
+      </w:r>
+    </w:p>
+    <w:p>
+      <w:pPr>
+        <w:spacing w:after="0"/>
+      </w:pPr>
+      <w:r>
+        <w:t xml:space="preserve">effortData = </w:t>
+      </w:r>
+      <w:r>
+        <w:rPr>
+          <w:highlight w:val="yellow"/>
+        </w:rPr>
         <w:t>effortData</w:t>
       </w:r>
-      <w:proofErr w:type="spellEnd"/>
-      <w:r>
-        <w:t xml:space="preserve"> = efforts,</w:t>
-      </w:r>
-    </w:p>
-    <w:p>
-      <w:pPr>
-        <w:spacing w:after="0"/>
-      </w:pPr>
-      <w:proofErr w:type="spellStart"/>
-      <w:r>
-        <w:t>OutputType</w:t>
-      </w:r>
-      <w:proofErr w:type="spellEnd"/>
-      <w:r>
-        <w:t xml:space="preserve"> = "</w:t>
-      </w:r>
-      <w:proofErr w:type="spellStart"/>
-      <w:r>
-        <w:t>RawData</w:t>
-      </w:r>
-      <w:proofErr w:type="spellEnd"/>
-      <w:r>
-        <w:t>"</w:t>
+      <w:r>
+        <w:t>,</w:t>
+      </w:r>
+    </w:p>
+    <w:p>
+      <w:pPr>
+        <w:spacing w:after="0"/>
+      </w:pPr>
+      <w:r>
+        <w:t>OutputType = "Table"</w:t>
       </w:r>
     </w:p>
     <w:p>
@@ -2197,44 +1534,21 @@
         <w:spacing w:after="0"/>
       </w:pPr>
       <w:r>
-        <w:t>The above code worked.  268 obs. and 6 variables.</w:t>
-      </w:r>
-    </w:p>
-    <w:p>
-      <w:pPr>
-        <w:spacing w:after="0"/>
-      </w:pPr>
-    </w:p>
-    <w:p>
-      <w:pPr>
-        <w:spacing w:after="0"/>
-      </w:pPr>
-      <w:r>
-        <w:t># Return summary statistics</w:t>
-      </w:r>
-    </w:p>
-    <w:p>
-      <w:pPr>
-        <w:spacing w:after="0"/>
-      </w:pPr>
-      <w:proofErr w:type="spellStart"/>
-      <w:r>
-        <w:t>age_length_table</w:t>
-      </w:r>
-      <w:proofErr w:type="spellEnd"/>
-      <w:r>
-        <w:t xml:space="preserve"> &lt;- </w:t>
-      </w:r>
-      <w:proofErr w:type="spellStart"/>
-      <w:proofErr w:type="gramStart"/>
-      <w:r>
-        <w:t>ageLengthSummary</w:t>
-      </w:r>
-      <w:proofErr w:type="spellEnd"/>
-      <w:r>
-        <w:t>(</w:t>
-      </w:r>
-      <w:proofErr w:type="gramEnd"/>
+        <w:t>The above code did NOT work.  Changed “effortData = effortData” to “effortData = efforts” per C. Boon’s suggestion and it worked.  Recommend editing the README code.</w:t>
+      </w:r>
+    </w:p>
+    <w:p>
+      <w:pPr>
+        <w:spacing w:after="0"/>
+      </w:pPr>
+    </w:p>
+    <w:p>
+      <w:pPr>
+        <w:spacing w:after="0"/>
+      </w:pPr>
+      <w:r>
+        <w:t>age_length_table &lt;- ageLengthSummary(</w:t>
+      </w:r>
     </w:p>
     <w:p>
       <w:pPr>
@@ -2248,22 +1562,166 @@
       <w:pPr>
         <w:spacing w:after="0"/>
       </w:pPr>
-      <w:proofErr w:type="spellStart"/>
-      <w:r>
+      <w:r>
+        <w:t xml:space="preserve">effortData = </w:t>
+      </w:r>
+      <w:r>
+        <w:rPr>
+          <w:highlight w:val="yellow"/>
+        </w:rPr>
+        <w:t>efforts</w:t>
+      </w:r>
+      <w:r>
+        <w:t>,</w:t>
+      </w:r>
+    </w:p>
+    <w:p>
+      <w:pPr>
+        <w:spacing w:after="0"/>
+      </w:pPr>
+      <w:r>
+        <w:lastRenderedPageBreak/>
+        <w:t>OutputType = "Table"</w:t>
+      </w:r>
+    </w:p>
+    <w:p>
+      <w:pPr>
+        <w:spacing w:after="0"/>
+      </w:pPr>
+      <w:r>
+        <w:t>)</w:t>
+      </w:r>
+    </w:p>
+    <w:p>
+      <w:pPr>
+        <w:pStyle w:val="ListParagraph"/>
+        <w:numPr>
+          <w:ilvl w:val="0"/>
+          <w:numId w:val="3"/>
+        </w:numPr>
+        <w:spacing w:after="0"/>
+      </w:pPr>
+      <w:r>
+        <w:t>The above code worked.  37 obs. of 9 variables.</w:t>
+      </w:r>
+    </w:p>
+    <w:p>
+      <w:pPr>
+        <w:spacing w:after="0"/>
+      </w:pPr>
+    </w:p>
+    <w:p>
+      <w:pPr>
+        <w:spacing w:after="0"/>
+      </w:pPr>
+      <w:r>
+        <w:t># Create a length-at-age figure</w:t>
+      </w:r>
+    </w:p>
+    <w:p>
+      <w:pPr>
+        <w:spacing w:after="0"/>
+      </w:pPr>
+      <w:r>
+        <w:t>ageLengthSummary(</w:t>
+      </w:r>
+    </w:p>
+    <w:p>
+      <w:pPr>
+        <w:spacing w:after="0"/>
+      </w:pPr>
+      <w:r>
+        <w:t>con = con,</w:t>
+      </w:r>
+    </w:p>
+    <w:p>
+      <w:pPr>
+        <w:spacing w:after="0"/>
+      </w:pPr>
+      <w:r>
+        <w:t xml:space="preserve">effortData = </w:t>
+      </w:r>
+      <w:r>
+        <w:rPr>
+          <w:highlight w:val="yellow"/>
+        </w:rPr>
         <w:t>effortData</w:t>
       </w:r>
-      <w:proofErr w:type="spellEnd"/>
-      <w:r>
-        <w:t xml:space="preserve"> = </w:t>
-      </w:r>
-      <w:proofErr w:type="spellStart"/>
+      <w:r>
+        <w:t>,</w:t>
+      </w:r>
+    </w:p>
+    <w:p>
+      <w:pPr>
+        <w:spacing w:after="0"/>
+      </w:pPr>
+      <w:r>
+        <w:t>OutputType = "Figure"</w:t>
+      </w:r>
+    </w:p>
+    <w:p>
+      <w:pPr>
+        <w:spacing w:after="0"/>
+      </w:pPr>
+      <w:r>
+        <w:t>)</w:t>
+      </w:r>
+    </w:p>
+    <w:p>
+      <w:pPr>
+        <w:pStyle w:val="ListParagraph"/>
+        <w:numPr>
+          <w:ilvl w:val="0"/>
+          <w:numId w:val="3"/>
+        </w:numPr>
+        <w:spacing w:after="0"/>
+      </w:pPr>
+      <w:r>
+        <w:t>The above code did NOT work.  Changed “effortData = effortData” to “effortData = efforts” per C. Boon’s suggestion and it worked.  Recommend editing the README code.</w:t>
+      </w:r>
+    </w:p>
+    <w:p>
+      <w:pPr>
+        <w:spacing w:after="0"/>
+      </w:pPr>
+    </w:p>
+    <w:p>
+      <w:pPr>
+        <w:spacing w:after="0"/>
+      </w:pPr>
+      <w:r>
+        <w:t># Create a length-at-age figure</w:t>
+      </w:r>
+    </w:p>
+    <w:p>
+      <w:pPr>
+        <w:spacing w:after="0"/>
+      </w:pPr>
+      <w:r>
+        <w:t>ageLengthSummary(</w:t>
+      </w:r>
+    </w:p>
+    <w:p>
+      <w:pPr>
+        <w:spacing w:after="0"/>
+      </w:pPr>
+      <w:r>
+        <w:t>con = con,</w:t>
+      </w:r>
+    </w:p>
+    <w:p>
+      <w:pPr>
+        <w:spacing w:after="0"/>
+      </w:pPr>
+      <w:r>
+        <w:t xml:space="preserve">effortData = </w:t>
+      </w:r>
       <w:r>
         <w:rPr>
           <w:highlight w:val="yellow"/>
         </w:rPr>
-        <w:t>effortData</w:t>
-      </w:r>
-      <w:proofErr w:type="spellEnd"/>
+        <w:t>efforts</w:t>
+      </w:r>
       <w:r>
         <w:t>,</w:t>
       </w:r>
@@ -2272,13 +1730,8 @@
       <w:pPr>
         <w:spacing w:after="0"/>
       </w:pPr>
-      <w:proofErr w:type="spellStart"/>
-      <w:r>
-        <w:t>OutputType</w:t>
-      </w:r>
-      <w:proofErr w:type="spellEnd"/>
-      <w:r>
-        <w:t xml:space="preserve"> = "Table"</w:t>
+      <w:r>
+        <w:t>OutputType = "Figure"</w:t>
       </w:r>
     </w:p>
     <w:p>
@@ -2299,351 +1752,6 @@
         <w:spacing w:after="0"/>
       </w:pPr>
       <w:r>
-        <w:t>The above code did NOT work.  Changed “</w:t>
-      </w:r>
-      <w:proofErr w:type="spellStart"/>
-      <w:r>
-        <w:t>effortData</w:t>
-      </w:r>
-      <w:proofErr w:type="spellEnd"/>
-      <w:r>
-        <w:t xml:space="preserve"> = </w:t>
-      </w:r>
-      <w:proofErr w:type="spellStart"/>
-      <w:r>
-        <w:t>effortData</w:t>
-      </w:r>
-      <w:proofErr w:type="spellEnd"/>
-      <w:r>
-        <w:t>” to “</w:t>
-      </w:r>
-      <w:proofErr w:type="spellStart"/>
-      <w:r>
-        <w:t>effortData</w:t>
-      </w:r>
-      <w:proofErr w:type="spellEnd"/>
-      <w:r>
-        <w:t xml:space="preserve"> = efforts” per C. Boon’s suggestion and it worked.  Recommend editing the README code.</w:t>
-      </w:r>
-    </w:p>
-    <w:p>
-      <w:pPr>
-        <w:spacing w:after="0"/>
-      </w:pPr>
-    </w:p>
-    <w:p>
-      <w:pPr>
-        <w:spacing w:after="0"/>
-      </w:pPr>
-      <w:proofErr w:type="spellStart"/>
-      <w:r>
-        <w:t>age_length_table</w:t>
-      </w:r>
-      <w:proofErr w:type="spellEnd"/>
-      <w:r>
-        <w:t xml:space="preserve"> &lt;- </w:t>
-      </w:r>
-      <w:proofErr w:type="spellStart"/>
-      <w:proofErr w:type="gramStart"/>
-      <w:r>
-        <w:t>ageLengthSummary</w:t>
-      </w:r>
-      <w:proofErr w:type="spellEnd"/>
-      <w:r>
-        <w:t>(</w:t>
-      </w:r>
-      <w:proofErr w:type="gramEnd"/>
-    </w:p>
-    <w:p>
-      <w:pPr>
-        <w:spacing w:after="0"/>
-      </w:pPr>
-      <w:r>
-        <w:t>con = con,</w:t>
-      </w:r>
-    </w:p>
-    <w:p>
-      <w:pPr>
-        <w:spacing w:after="0"/>
-      </w:pPr>
-      <w:proofErr w:type="spellStart"/>
-      <w:r>
-        <w:t>effortData</w:t>
-      </w:r>
-      <w:proofErr w:type="spellEnd"/>
-      <w:r>
-        <w:t xml:space="preserve"> = </w:t>
-      </w:r>
-      <w:r>
-        <w:rPr>
-          <w:highlight w:val="yellow"/>
-        </w:rPr>
-        <w:t>effort</w:t>
-      </w:r>
-      <w:r>
-        <w:rPr>
-          <w:highlight w:val="yellow"/>
-        </w:rPr>
-        <w:t>s</w:t>
-      </w:r>
-      <w:r>
-        <w:t>,</w:t>
-      </w:r>
-    </w:p>
-    <w:p>
-      <w:pPr>
-        <w:spacing w:after="0"/>
-      </w:pPr>
-      <w:proofErr w:type="spellStart"/>
-      <w:r>
-        <w:lastRenderedPageBreak/>
-        <w:t>OutputType</w:t>
-      </w:r>
-      <w:proofErr w:type="spellEnd"/>
-      <w:r>
-        <w:t xml:space="preserve"> = "Table"</w:t>
-      </w:r>
-    </w:p>
-    <w:p>
-      <w:pPr>
-        <w:spacing w:after="0"/>
-      </w:pPr>
-      <w:r>
-        <w:t>)</w:t>
-      </w:r>
-    </w:p>
-    <w:p>
-      <w:pPr>
-        <w:pStyle w:val="ListParagraph"/>
-        <w:numPr>
-          <w:ilvl w:val="0"/>
-          <w:numId w:val="3"/>
-        </w:numPr>
-        <w:spacing w:after="0"/>
-      </w:pPr>
-      <w:r>
-        <w:t>The above code worked.  37 obs. of 9 variables.</w:t>
-      </w:r>
-    </w:p>
-    <w:p>
-      <w:pPr>
-        <w:spacing w:after="0"/>
-      </w:pPr>
-    </w:p>
-    <w:p>
-      <w:pPr>
-        <w:spacing w:after="0"/>
-      </w:pPr>
-      <w:r>
-        <w:t># Create a length-at-age figure</w:t>
-      </w:r>
-    </w:p>
-    <w:p>
-      <w:pPr>
-        <w:spacing w:after="0"/>
-      </w:pPr>
-      <w:proofErr w:type="spellStart"/>
-      <w:proofErr w:type="gramStart"/>
-      <w:r>
-        <w:t>ageLengthSummary</w:t>
-      </w:r>
-      <w:proofErr w:type="spellEnd"/>
-      <w:r>
-        <w:t>(</w:t>
-      </w:r>
-      <w:proofErr w:type="gramEnd"/>
-    </w:p>
-    <w:p>
-      <w:pPr>
-        <w:spacing w:after="0"/>
-      </w:pPr>
-      <w:r>
-        <w:t>con = con,</w:t>
-      </w:r>
-    </w:p>
-    <w:p>
-      <w:pPr>
-        <w:spacing w:after="0"/>
-      </w:pPr>
-      <w:proofErr w:type="spellStart"/>
-      <w:r>
-        <w:t>effortData</w:t>
-      </w:r>
-      <w:proofErr w:type="spellEnd"/>
-      <w:r>
-        <w:t xml:space="preserve"> = </w:t>
-      </w:r>
-      <w:proofErr w:type="spellStart"/>
-      <w:r>
-        <w:rPr>
-          <w:highlight w:val="yellow"/>
-        </w:rPr>
-        <w:t>effortData</w:t>
-      </w:r>
-      <w:proofErr w:type="spellEnd"/>
-      <w:r>
-        <w:t>,</w:t>
-      </w:r>
-    </w:p>
-    <w:p>
-      <w:pPr>
-        <w:spacing w:after="0"/>
-      </w:pPr>
-      <w:proofErr w:type="spellStart"/>
-      <w:r>
-        <w:t>OutputType</w:t>
-      </w:r>
-      <w:proofErr w:type="spellEnd"/>
-      <w:r>
-        <w:t xml:space="preserve"> = "Figure"</w:t>
-      </w:r>
-    </w:p>
-    <w:p>
-      <w:pPr>
-        <w:spacing w:after="0"/>
-      </w:pPr>
-      <w:r>
-        <w:t>)</w:t>
-      </w:r>
-    </w:p>
-    <w:p>
-      <w:pPr>
-        <w:pStyle w:val="ListParagraph"/>
-        <w:numPr>
-          <w:ilvl w:val="0"/>
-          <w:numId w:val="3"/>
-        </w:numPr>
-        <w:spacing w:after="0"/>
-      </w:pPr>
-      <w:r>
-        <w:t>The above code did NOT work.  Changed “</w:t>
-      </w:r>
-      <w:proofErr w:type="spellStart"/>
-      <w:r>
-        <w:t>effortData</w:t>
-      </w:r>
-      <w:proofErr w:type="spellEnd"/>
-      <w:r>
-        <w:t xml:space="preserve"> = </w:t>
-      </w:r>
-      <w:proofErr w:type="spellStart"/>
-      <w:r>
-        <w:t>effortData</w:t>
-      </w:r>
-      <w:proofErr w:type="spellEnd"/>
-      <w:r>
-        <w:t>” to “</w:t>
-      </w:r>
-      <w:proofErr w:type="spellStart"/>
-      <w:r>
-        <w:t>effortData</w:t>
-      </w:r>
-      <w:proofErr w:type="spellEnd"/>
-      <w:r>
-        <w:t xml:space="preserve"> = efforts” </w:t>
-      </w:r>
-      <w:r>
-        <w:t xml:space="preserve">per C. Boon’s suggestion </w:t>
-      </w:r>
-      <w:r>
-        <w:t>and it worked.  Recommend editing the README code.</w:t>
-      </w:r>
-    </w:p>
-    <w:p>
-      <w:pPr>
-        <w:spacing w:after="0"/>
-      </w:pPr>
-    </w:p>
-    <w:p>
-      <w:pPr>
-        <w:spacing w:after="0"/>
-      </w:pPr>
-      <w:r>
-        <w:t># Create a length-at-age figure</w:t>
-      </w:r>
-    </w:p>
-    <w:p>
-      <w:pPr>
-        <w:spacing w:after="0"/>
-      </w:pPr>
-      <w:proofErr w:type="spellStart"/>
-      <w:proofErr w:type="gramStart"/>
-      <w:r>
-        <w:t>ageLengthSummary</w:t>
-      </w:r>
-      <w:proofErr w:type="spellEnd"/>
-      <w:r>
-        <w:t>(</w:t>
-      </w:r>
-      <w:proofErr w:type="gramEnd"/>
-    </w:p>
-    <w:p>
-      <w:pPr>
-        <w:spacing w:after="0"/>
-      </w:pPr>
-      <w:r>
-        <w:t>con = con,</w:t>
-      </w:r>
-    </w:p>
-    <w:p>
-      <w:pPr>
-        <w:spacing w:after="0"/>
-      </w:pPr>
-      <w:proofErr w:type="spellStart"/>
-      <w:r>
-        <w:t>effortData</w:t>
-      </w:r>
-      <w:proofErr w:type="spellEnd"/>
-      <w:r>
-        <w:t xml:space="preserve"> = </w:t>
-      </w:r>
-      <w:r>
-        <w:rPr>
-          <w:highlight w:val="yellow"/>
-        </w:rPr>
-        <w:t>effort</w:t>
-      </w:r>
-      <w:r>
-        <w:rPr>
-          <w:highlight w:val="yellow"/>
-        </w:rPr>
-        <w:t>s</w:t>
-      </w:r>
-      <w:r>
-        <w:t>,</w:t>
-      </w:r>
-    </w:p>
-    <w:p>
-      <w:pPr>
-        <w:spacing w:after="0"/>
-      </w:pPr>
-      <w:proofErr w:type="spellStart"/>
-      <w:r>
-        <w:t>OutputType</w:t>
-      </w:r>
-      <w:proofErr w:type="spellEnd"/>
-      <w:r>
-        <w:t xml:space="preserve"> = "Figure"</w:t>
-      </w:r>
-    </w:p>
-    <w:p>
-      <w:pPr>
-        <w:spacing w:after="0"/>
-      </w:pPr>
-      <w:r>
-        <w:t>)</w:t>
-      </w:r>
-    </w:p>
-    <w:p>
-      <w:pPr>
-        <w:pStyle w:val="ListParagraph"/>
-        <w:numPr>
-          <w:ilvl w:val="0"/>
-          <w:numId w:val="3"/>
-        </w:numPr>
-        <w:spacing w:after="0"/>
-      </w:pPr>
-      <w:r>
         <w:t>The above code worked</w:t>
       </w:r>
       <w:r>
@@ -2653,15 +1761,7 @@
         <w:t>.</w:t>
       </w:r>
       <w:r>
-        <w:t xml:space="preserve">  Biologists should be aware that these figures are drawn even when less than 5 age structures are available.  Should we code this differently to be able to show the graph when only 5 or more structures are available?  Also, some users might prefer standard error versus standard deviation.  In my opinion, it doesn’t matter.  Just know that some users are most familiar with summary tables using standard error, </w:t>
-      </w:r>
-      <w:proofErr w:type="gramStart"/>
-      <w:r>
-        <w:t>similar to</w:t>
-      </w:r>
-      <w:proofErr w:type="gramEnd"/>
-      <w:r>
-        <w:t xml:space="preserve"> what is shown in Wehrly et al. 2015.  Last, the “0.5” added to the age makes biological sense…but I could see some folks requesting that these ages be rounded down to the nearest year in age.</w:t>
+        <w:t xml:space="preserve">  Biologists should be aware that these figures are drawn even when less than 5 age structures are available.  Should we code this differently to be able to show the graph when only 5 or more structures are available?  Also, some users might prefer standard error versus standard deviation.  In my opinion, it doesn’t matter.  Just know that some users are most familiar with summary tables using standard error, similar to what is shown in Wehrly et al. 2015.  Last, the “0.5” added to the age makes biological sense…but I could see some folks requesting that these ages be rounded down to the nearest year in age.</w:t>
       </w:r>
     </w:p>
     <w:p>
@@ -2691,7 +1791,7 @@
                     </pic:cNvPicPr>
                   </pic:nvPicPr>
                   <pic:blipFill>
-                    <a:blip r:embed="rId6">
+                    <a:blip r:embed="rId10">
                       <a:extLst>
                         <a:ext uri="{28A0092B-C50C-407E-A947-70E740481C1C}">
                           <a14:useLocalDpi xmlns:a14="http://schemas.microsoft.com/office/drawing/2010/main" val="0"/>
@@ -2745,18 +1845,8 @@
       <w:pPr>
         <w:spacing w:after="0"/>
       </w:pPr>
-      <w:proofErr w:type="spellStart"/>
-      <w:proofErr w:type="gramStart"/>
-      <w:r>
-        <w:t>detectionByYear</w:t>
-      </w:r>
-      <w:proofErr w:type="spellEnd"/>
-      <w:r>
-        <w:t>(</w:t>
-      </w:r>
-      <w:proofErr w:type="gramEnd"/>
-      <w:r>
-        <w:t>) produces a table that summarizes which years a given species has been detected.</w:t>
+      <w:r>
+        <w:t>detectionByYear() produces a table that summarizes which years a given species has been detected.</w:t>
       </w:r>
     </w:p>
     <w:p>
@@ -2776,27 +1866,9 @@
       <w:pPr>
         <w:spacing w:after="0"/>
       </w:pPr>
-      <w:proofErr w:type="spellStart"/>
-      <w:r>
-        <w:t>catchData</w:t>
-      </w:r>
-      <w:proofErr w:type="spellEnd"/>
-      <w:r>
-        <w:t xml:space="preserve"> &lt;- </w:t>
-      </w:r>
-      <w:proofErr w:type="spellStart"/>
-      <w:r>
-        <w:t>FISH_</w:t>
-      </w:r>
-      <w:proofErr w:type="gramStart"/>
-      <w:r>
-        <w:t>query</w:t>
-      </w:r>
-      <w:proofErr w:type="spellEnd"/>
-      <w:r>
-        <w:t>(</w:t>
-      </w:r>
-      <w:proofErr w:type="gramEnd"/>
+      <w:r>
+        <w:t>catchData &lt;- FISH_query(</w:t>
+      </w:r>
     </w:p>
     <w:p>
       <w:pPr>
@@ -2810,26 +1882,16 @@
       <w:pPr>
         <w:spacing w:after="0"/>
       </w:pPr>
-      <w:proofErr w:type="spellStart"/>
-      <w:r>
-        <w:t>QueryType</w:t>
-      </w:r>
-      <w:proofErr w:type="spellEnd"/>
-      <w:r>
-        <w:t xml:space="preserve"> = "Catch",</w:t>
-      </w:r>
-    </w:p>
-    <w:p>
-      <w:pPr>
-        <w:spacing w:after="0"/>
-      </w:pPr>
-      <w:proofErr w:type="spellStart"/>
-      <w:r>
-        <w:t>WaterBodyName</w:t>
-      </w:r>
-      <w:proofErr w:type="spellEnd"/>
-      <w:r>
-        <w:t xml:space="preserve"> = "Lake Orion"</w:t>
+      <w:r>
+        <w:t>QueryType = "Catch",</w:t>
+      </w:r>
+    </w:p>
+    <w:p>
+      <w:pPr>
+        <w:spacing w:after="0"/>
+      </w:pPr>
+      <w:r>
+        <w:t>WaterBodyName = "Lake Orion"</w:t>
       </w:r>
     </w:p>
     <w:p>
@@ -2870,29 +1932,8 @@
       <w:pPr>
         <w:spacing w:after="0"/>
       </w:pPr>
-      <w:proofErr w:type="spellStart"/>
-      <w:r>
-        <w:t>detection_summary</w:t>
-      </w:r>
-      <w:proofErr w:type="spellEnd"/>
-      <w:r>
-        <w:t xml:space="preserve"> &lt;- </w:t>
-      </w:r>
-      <w:proofErr w:type="spellStart"/>
-      <w:r>
-        <w:t>detectionByYear</w:t>
-      </w:r>
-      <w:proofErr w:type="spellEnd"/>
-      <w:r>
-        <w:t>(</w:t>
-      </w:r>
-      <w:proofErr w:type="spellStart"/>
-      <w:r>
-        <w:t>catchData</w:t>
-      </w:r>
-      <w:proofErr w:type="spellEnd"/>
-      <w:r>
-        <w:t>)</w:t>
+      <w:r>
+        <w:t>detection_summary &lt;- detectionByYear(catchData)</w:t>
       </w:r>
     </w:p>
     <w:p>
@@ -2905,42 +1946,23 @@
         <w:spacing w:after="0"/>
       </w:pPr>
       <w:r>
-        <w:t>The above code works.  These summaries are useful.  I see them used most often in Status of the Fishery Resource Reports (</w:t>
-      </w:r>
-      <w:proofErr w:type="spellStart"/>
-      <w:r>
-        <w:t>Tonnello</w:t>
-      </w:r>
-      <w:proofErr w:type="spellEnd"/>
-      <w:r>
-        <w:t xml:space="preserve"> and </w:t>
-      </w:r>
-      <w:proofErr w:type="spellStart"/>
-      <w:r>
-        <w:t>Cwalinksi</w:t>
-      </w:r>
-      <w:proofErr w:type="spellEnd"/>
-      <w:r>
-        <w:t xml:space="preserve"> use them often).  However, the abundance of ‘blank’ cells </w:t>
-      </w:r>
-      <w:proofErr w:type="gramStart"/>
-      <w:r>
-        <w:t>make</w:t>
-      </w:r>
-      <w:proofErr w:type="gramEnd"/>
-      <w:r>
-        <w:t xml:space="preserve"> these tables unsuitable for Status of the Fishery Resource Reports.  Therefore, users should know that using these tables in Status of the Fishery Resources Reports may not be appropriate.  I wonder if there was another way to show these data without so many blanks</w:t>
-      </w:r>
-      <w:proofErr w:type="gramStart"/>
-      <w:r>
-        <w:t>….</w:t>
-      </w:r>
-      <w:r>
-        <w:t>Or</w:t>
-      </w:r>
-      <w:proofErr w:type="gramEnd"/>
-      <w:r>
-        <w:t>, if the data were portrayed as a ‘complex map or figure’ we might be able to avoid ADA flags with alternative text.</w:t>
+        <w:t xml:space="preserve">The above code works.  </w:t>
+      </w:r>
+      <w:commentRangeStart w:id="1"/>
+      <w:r>
+        <w:t>These summaries are useful.  I see them used most often in Status of the Fishery Resource Reports (Tonnello and Cwalinksi use them often).  However, the abundance of ‘blank’ cells make these tables unsuitable for Status of the Fishery Resource Reports.  Therefore, users should know that using these tables in Status of the Fishery Resources Reports may not be appropriate.  I wonder if there was another way to show these data without so many blanks….</w:t>
+      </w:r>
+      <w:r>
+        <w:t>Or, if the data were portrayed as a ‘complex map or figure’ we might be able to avoid ADA flags with alternative text.</w:t>
+      </w:r>
+      <w:commentRangeEnd w:id="1"/>
+      <w:r>
+        <w:rPr>
+          <w:rStyle w:val="CommentReference"/>
+          <w:sz w:val="24"/>
+          <w:szCs w:val="24"/>
+        </w:rPr>
+        <w:commentReference w:id="1"/>
       </w:r>
     </w:p>
     <w:p>
@@ -2990,8 +2012,6 @@
           <w14:ligatures w14:val="none"/>
         </w:rPr>
       </w:pPr>
-      <w:proofErr w:type="spellStart"/>
-      <w:proofErr w:type="gramStart"/>
       <w:r>
         <w:rPr>
           <w:rFonts w:ascii="Consolas" w:eastAsia="Times New Roman" w:hAnsi="Consolas" w:cs="Courier New"/>
@@ -3001,31 +2021,7 @@
           <w:szCs w:val="20"/>
           <w14:ligatures w14:val="none"/>
         </w:rPr>
-        <w:t>lengthFreqByEffort</w:t>
-      </w:r>
-      <w:proofErr w:type="spellEnd"/>
-      <w:r>
-        <w:rPr>
-          <w:rFonts w:ascii="Consolas" w:eastAsia="Times New Roman" w:hAnsi="Consolas" w:cs="Courier New"/>
-          <w:color w:val="1F2328"/>
-          <w:kern w:val="0"/>
-          <w:sz w:val="20"/>
-          <w:szCs w:val="20"/>
-          <w14:ligatures w14:val="none"/>
-        </w:rPr>
-        <w:t>(</w:t>
-      </w:r>
-      <w:proofErr w:type="gramEnd"/>
-      <w:r>
-        <w:rPr>
-          <w:rFonts w:ascii="Consolas" w:eastAsia="Times New Roman" w:hAnsi="Consolas" w:cs="Courier New"/>
-          <w:color w:val="1F2328"/>
-          <w:kern w:val="0"/>
-          <w:sz w:val="20"/>
-          <w:szCs w:val="20"/>
-          <w14:ligatures w14:val="none"/>
-        </w:rPr>
-        <w:t>)</w:t>
+        <w:t>lengthFreqByEffort()</w:t>
       </w:r>
       <w:r>
         <w:rPr>
@@ -3046,24 +2042,9 @@
       <w:pPr>
         <w:spacing w:after="0"/>
       </w:pPr>
-      <w:proofErr w:type="spellStart"/>
-      <w:r>
-        <w:t>length_frequency</w:t>
-      </w:r>
-      <w:proofErr w:type="spellEnd"/>
-      <w:r>
-        <w:t xml:space="preserve"> &lt;- </w:t>
-      </w:r>
-      <w:proofErr w:type="spellStart"/>
-      <w:proofErr w:type="gramStart"/>
-      <w:r>
-        <w:t>lengthFreqByEffort</w:t>
-      </w:r>
-      <w:proofErr w:type="spellEnd"/>
-      <w:r>
-        <w:t>(</w:t>
-      </w:r>
-      <w:proofErr w:type="gramEnd"/>
+      <w:r>
+        <w:t>length_frequency &lt;- lengthFreqByEffort(</w:t>
+      </w:r>
     </w:p>
     <w:p>
       <w:pPr>
@@ -3077,13 +2058,8 @@
       <w:pPr>
         <w:spacing w:after="0"/>
       </w:pPr>
-      <w:proofErr w:type="spellStart"/>
-      <w:r>
-        <w:t>effortData</w:t>
-      </w:r>
-      <w:proofErr w:type="spellEnd"/>
-      <w:r>
-        <w:t xml:space="preserve"> = efforts</w:t>
+      <w:r>
+        <w:t>effortData = efforts</w:t>
       </w:r>
     </w:p>
     <w:p>
@@ -3116,16 +2092,9 @@
       <w:pPr>
         <w:spacing w:after="0"/>
       </w:pPr>
-      <w:proofErr w:type="spellStart"/>
-      <w:proofErr w:type="gramStart"/>
-      <w:r>
-        <w:t>lengthFreqByEffort</w:t>
-      </w:r>
-      <w:proofErr w:type="spellEnd"/>
-      <w:r>
-        <w:t>(</w:t>
-      </w:r>
-      <w:proofErr w:type="gramEnd"/>
+      <w:r>
+        <w:t>lengthFreqByEffort(</w:t>
+      </w:r>
     </w:p>
     <w:p>
       <w:pPr>
@@ -3139,26 +2108,16 @@
       <w:pPr>
         <w:spacing w:after="0"/>
       </w:pPr>
-      <w:proofErr w:type="spellStart"/>
-      <w:r>
-        <w:t>effortData</w:t>
-      </w:r>
-      <w:proofErr w:type="spellEnd"/>
-      <w:r>
-        <w:t xml:space="preserve"> = efforts,</w:t>
-      </w:r>
-    </w:p>
-    <w:p>
-      <w:pPr>
-        <w:spacing w:after="0"/>
-      </w:pPr>
-      <w:proofErr w:type="spellStart"/>
-      <w:r>
-        <w:t>OutputType</w:t>
-      </w:r>
-      <w:proofErr w:type="spellEnd"/>
-      <w:r>
-        <w:t xml:space="preserve"> = "Figure"</w:t>
+      <w:r>
+        <w:t>effortData = efforts,</w:t>
+      </w:r>
+    </w:p>
+    <w:p>
+      <w:pPr>
+        <w:spacing w:after="0"/>
+      </w:pPr>
+      <w:r>
+        <w:t>OutputType = "Figure"</w:t>
       </w:r>
     </w:p>
     <w:p>
@@ -3185,15 +2144,7 @@
         <w:t xml:space="preserve">sure </w:t>
       </w:r>
       <w:r>
-        <w:t>this Figure will provide users much, unless it can be tailored a bit.  For example, users are going to want to remove certain species (e.g., forage fishes, less represented species).  See below</w:t>
-      </w:r>
-      <w:proofErr w:type="gramStart"/>
-      <w:r>
-        <w:t>:  The</w:t>
-      </w:r>
-      <w:proofErr w:type="gramEnd"/>
-      <w:r>
-        <w:t xml:space="preserve"> only species of value for reporting in figure might be Common shiner and Bluegill.  Also, it appears that the figure jumped a cell, so some standardization of cell number and column number might be needed.  I don’t see a lot of value in this figure from a report writing standpoint.  But it is a good visualization for users to be able to glance at.</w:t>
+        <w:t>this Figure will provide users much, unless it can be tailored a bit.  For example, users are going to want to remove certain species (e.g., forage fishes, less represented species).  See below:  The only species of value for reporting in figure might be Common shiner and Bluegill.  Also, it appears that the figure jumped a cell, so some standardization of cell number and column number might be needed.  I don’t see a lot of value in this figure from a report writing standpoint.  But it is a good visualization for users to be able to glance at.</w:t>
       </w:r>
     </w:p>
     <w:p>
@@ -3222,7 +2173,7 @@
                     </pic:cNvPicPr>
                   </pic:nvPicPr>
                   <pic:blipFill>
-                    <a:blip r:embed="rId7" cstate="print">
+                    <a:blip r:embed="rId11" cstate="print">
                       <a:extLst>
                         <a:ext uri="{28A0092B-C50C-407E-A947-70E740481C1C}">
                           <a14:useLocalDpi xmlns:a14="http://schemas.microsoft.com/office/drawing/2010/main" val="0"/>
@@ -3276,44 +2227,21 @@
       <w:pPr>
         <w:spacing w:after="0"/>
       </w:pPr>
-      <w:proofErr w:type="gramStart"/>
-      <w:r>
-        <w:t>RSD(</w:t>
-      </w:r>
-      <w:proofErr w:type="gramEnd"/>
-      <w:r>
-        <w:t>) calculates relative stock density using Gabelhouse length categories.</w:t>
-      </w:r>
-    </w:p>
-    <w:p>
-      <w:pPr>
-        <w:spacing w:after="0"/>
-      </w:pPr>
-    </w:p>
-    <w:p>
-      <w:pPr>
-        <w:spacing w:after="0"/>
-      </w:pPr>
-      <w:proofErr w:type="spellStart"/>
-      <w:r>
-        <w:t>rsd</w:t>
-      </w:r>
-      <w:proofErr w:type="spellEnd"/>
-      <w:r>
-        <w:t xml:space="preserve"> &lt;- </w:t>
-      </w:r>
-      <w:proofErr w:type="gramStart"/>
-      <w:r>
-        <w:t>RSD(</w:t>
-      </w:r>
-      <w:proofErr w:type="spellStart"/>
-      <w:proofErr w:type="gramEnd"/>
-      <w:r>
-        <w:t>length_frequency</w:t>
-      </w:r>
-      <w:proofErr w:type="spellEnd"/>
-      <w:r>
-        <w:t>)</w:t>
+      <w:r>
+        <w:t>RSD() calculates relative stock density using Gabelhouse length categories.</w:t>
+      </w:r>
+    </w:p>
+    <w:p>
+      <w:pPr>
+        <w:spacing w:after="0"/>
+      </w:pPr>
+    </w:p>
+    <w:p>
+      <w:pPr>
+        <w:spacing w:after="0"/>
+      </w:pPr>
+      <w:r>
+        <w:t>rsd &lt;- RSD(length_frequency)</w:t>
       </w:r>
     </w:p>
     <w:p>
@@ -3340,29 +2268,13 @@
         <w:spacing w:after="0"/>
       </w:pPr>
       <w:r>
-        <w:t xml:space="preserve">There is a lot that I like about relative stock density data.  As an example, I think these data and the summaries that MFA will be able to provide will become very useful as our Centrarchidae committee gets going.  We could screen lakes to find those with </w:t>
-      </w:r>
-      <w:proofErr w:type="gramStart"/>
-      <w:r>
-        <w:t>a suitable</w:t>
-      </w:r>
-      <w:proofErr w:type="gramEnd"/>
-      <w:r>
-        <w:t xml:space="preserve"> RSD</w:t>
+        <w:t>There is a lot that I like about relative stock density data.  As an example, I think these data and the summaries that MFA will be able to provide will become very useful as our Centrarchidae committee gets going.  We could screen lakes to find those with a suitable RSD</w:t>
       </w:r>
       <w:r>
         <w:t>s</w:t>
       </w:r>
       <w:r>
-        <w:t xml:space="preserve"> that might highlight lakes as good candidates for new/trophy panfish regulations, </w:t>
-      </w:r>
-      <w:proofErr w:type="gramStart"/>
-      <w:r>
-        <w:t>etc..</w:t>
-      </w:r>
-      <w:proofErr w:type="gramEnd"/>
-      <w:r>
-        <w:t xml:space="preserve">  </w:t>
+        <w:t xml:space="preserve"> that might highlight lakes as good candidates for new/trophy panfish regulations, etc..  </w:t>
       </w:r>
     </w:p>
     <w:p>
@@ -3397,15 +2309,7 @@
         <w:t xml:space="preserve">So, I think it will be useful to have these calculations done by MFA.  </w:t>
       </w:r>
       <w:r>
-        <w:t xml:space="preserve">While most people can look at the numbers and reverse </w:t>
-      </w:r>
-      <w:proofErr w:type="gramStart"/>
-      <w:r>
-        <w:t>engineer</w:t>
-      </w:r>
-      <w:proofErr w:type="gramEnd"/>
-      <w:r>
-        <w:t xml:space="preserve"> to see how calculations are conducted, some wont.  I think it would be valuable to have a code source available so people can see how these calculations are done. </w:t>
+        <w:t xml:space="preserve">While most people can look at the numbers and reverse engineer to see how calculations are conducted, some wont.  I think it would be valuable to have a code source available so people can see how these calculations are done. </w:t>
       </w:r>
     </w:p>
     <w:p>
@@ -3418,31 +2322,7 @@
         <w:spacing w:after="0"/>
       </w:pPr>
       <w:r>
-        <w:t xml:space="preserve">This is </w:t>
-      </w:r>
-      <w:proofErr w:type="gramStart"/>
-      <w:r>
-        <w:t>really nitpicky</w:t>
-      </w:r>
-      <w:proofErr w:type="gramEnd"/>
-      <w:r>
-        <w:t xml:space="preserve"> on my part</w:t>
-      </w:r>
-      <w:proofErr w:type="gramStart"/>
-      <w:r>
-        <w:t>:  The</w:t>
-      </w:r>
-      <w:proofErr w:type="gramEnd"/>
-      <w:r>
-        <w:t xml:space="preserve"> terminology is not consistent with how the data </w:t>
-      </w:r>
-      <w:proofErr w:type="gramStart"/>
-      <w:r>
-        <w:t>are</w:t>
-      </w:r>
-      <w:proofErr w:type="gramEnd"/>
-      <w:r>
-        <w:t xml:space="preserve"> portrayed.  For example, all values are expressed as a percent, but “proportional stock density” is not really a percent, nor is it a density.</w:t>
+        <w:t>This is really nitpicky on my part:  The terminology is not consistent with how the data are portrayed.  For example, all values are expressed as a percent, but “proportional stock density” is not really a percent, nor is it a density.</w:t>
       </w:r>
     </w:p>
     <w:p>
@@ -3455,17 +2335,20 @@
         <w:spacing w:after="0"/>
       </w:pPr>
       <w:r>
-        <w:t xml:space="preserve">**Enhancement** Based on the community composition of the lake, can we incorporate </w:t>
-      </w:r>
-      <w:proofErr w:type="spellStart"/>
-      <w:proofErr w:type="gramStart"/>
-      <w:r>
-        <w:t>Predator:Prey</w:t>
-      </w:r>
-      <w:proofErr w:type="spellEnd"/>
-      <w:proofErr w:type="gramEnd"/>
-      <w:r>
-        <w:t xml:space="preserve"> plots that provide more depth to this information?  An output figure that automatically shows the proportion of LMB:BLG for example.</w:t>
+        <w:t xml:space="preserve">**Enhancement** </w:t>
+      </w:r>
+      <w:commentRangeStart w:id="2"/>
+      <w:r>
+        <w:t>Based on the community composition of the lake, can we incorporate Predator:Prey plots that provide more depth to this information?  An output figure that automatically shows the proportion of LMB:BLG for example.</w:t>
+      </w:r>
+      <w:commentRangeEnd w:id="2"/>
+      <w:r>
+        <w:rPr>
+          <w:rStyle w:val="CommentReference"/>
+          <w:sz w:val="24"/>
+          <w:szCs w:val="24"/>
+        </w:rPr>
+        <w:commentReference w:id="2"/>
       </w:r>
     </w:p>
     <w:sectPr>
@@ -3478,8 +2361,85 @@
 </w:document>
 </file>
 
+<file path=word/comments.xml><?xml version="1.0" encoding="utf-8"?>
+<w:comments xmlns:wpc="http://schemas.microsoft.com/office/word/2010/wordprocessingCanvas" xmlns:cx="http://schemas.microsoft.com/office/drawing/2014/chartex" xmlns:cx1="http://schemas.microsoft.com/office/drawing/2015/9/8/chartex" xmlns:cx2="http://schemas.microsoft.com/office/drawing/2015/10/21/chartex" xmlns:cx3="http://schemas.microsoft.com/office/drawing/2016/5/9/chartex" xmlns:cx4="http://schemas.microsoft.com/office/drawing/2016/5/10/chartex" xmlns:cx5="http://schemas.microsoft.com/office/drawing/2016/5/11/chartex" xmlns:cx6="http://schemas.microsoft.com/office/drawing/2016/5/12/chartex" xmlns:cx7="http://schemas.microsoft.com/office/drawing/2016/5/13/chartex" xmlns:cx8="http://schemas.microsoft.com/office/drawing/2016/5/14/chartex" xmlns:mc="http://schemas.openxmlformats.org/markup-compatibility/2006" xmlns:aink="http://schemas.microsoft.com/office/drawing/2016/ink" xmlns:am3d="http://schemas.microsoft.com/office/drawing/2017/model3d" xmlns:o="urn:schemas-microsoft-com:office:office" xmlns:oel="http://schemas.microsoft.com/office/2019/extlst" xmlns:r="http://schemas.openxmlformats.org/officeDocument/2006/relationships" xmlns:m="http://schemas.openxmlformats.org/officeDocument/2006/math" xmlns:v="urn:schemas-microsoft-com:vml" xmlns:wp14="http://schemas.microsoft.com/office/word/2010/wordprocessingDrawing" xmlns:wp="http://schemas.openxmlformats.org/drawingml/2006/wordprocessingDrawing" xmlns:w10="urn:schemas-microsoft-com:office:word" xmlns:w="http://schemas.openxmlformats.org/wordprocessingml/2006/main" xmlns:w14="http://schemas.microsoft.com/office/word/2010/wordml" xmlns:w15="http://schemas.microsoft.com/office/word/2012/wordml" xmlns:w16cex="http://schemas.microsoft.com/office/word/2018/wordml/cex" xmlns:w16cid="http://schemas.microsoft.com/office/word/2016/wordml/cid" xmlns:w16="http://schemas.microsoft.com/office/word/2018/wordml" xmlns:w16du="http://schemas.microsoft.com/office/word/2023/wordml/word16du" xmlns:w16sdtdh="http://schemas.microsoft.com/office/word/2020/wordml/sdtdatahash" xmlns:w16sdtfl="http://schemas.microsoft.com/office/word/2024/wordml/sdtformatlock" xmlns:w16se="http://schemas.microsoft.com/office/word/2015/wordml/symex" xmlns:wpg="http://schemas.microsoft.com/office/word/2010/wordprocessingGroup" xmlns:wpi="http://schemas.microsoft.com/office/word/2010/wordprocessingInk" xmlns:wne="http://schemas.microsoft.com/office/word/2006/wordml" xmlns:wps="http://schemas.microsoft.com/office/word/2010/wordprocessingShape" mc:Ignorable="w14 w15 w16se w16cid w16 w16cex w16sdtdh w16sdtfl w16du wp14">
+  <w:comment w:id="0" w:author="Nathan, Lucas (DNR)" w:date="2026-10-06T11:43:00Z" w:initials="LN">
+    <w:p>
+      <w:pPr>
+        <w:pStyle w:val="CommentText"/>
+      </w:pPr>
+      <w:r>
+        <w:rPr>
+          <w:rStyle w:val="CommentReference"/>
+        </w:rPr>
+        <w:annotationRef/>
+      </w:r>
+      <w:r>
+        <w:t>Ask more about this</w:t>
+      </w:r>
+    </w:p>
+  </w:comment>
+  <w:comment w:id="1" w:author="Nathan, Lucas (DNR)" w:date="2026-10-06T11:42:00Z" w:initials="LN">
+    <w:p>
+      <w:pPr>
+        <w:pStyle w:val="CommentText"/>
+      </w:pPr>
+      <w:r>
+        <w:rPr>
+          <w:rStyle w:val="CommentReference"/>
+        </w:rPr>
+        <w:annotationRef/>
+      </w:r>
+      <w:r>
+        <w:t>Ask about verified data</w:t>
+      </w:r>
+    </w:p>
+  </w:comment>
+  <w:comment w:id="2" w:author="Nathan, Lucas (DNR)" w:date="2026-10-06T11:47:00Z" w:initials="LN">
+    <w:p>
+      <w:pPr>
+        <w:pStyle w:val="CommentText"/>
+      </w:pPr>
+      <w:r>
+        <w:rPr>
+          <w:rStyle w:val="CommentReference"/>
+        </w:rPr>
+        <w:annotationRef/>
+      </w:r>
+      <w:r>
+        <w:t>Ask more about this</w:t>
+      </w:r>
+    </w:p>
+  </w:comment>
+</w:comments>
+</file>
+
+<file path=word/commentsExtended.xml><?xml version="1.0" encoding="utf-8"?>
+<w15:commentsEx xmlns:wpc="http://schemas.microsoft.com/office/word/2010/wordprocessingCanvas" xmlns:cx="http://schemas.microsoft.com/office/drawing/2014/chartex" xmlns:cx1="http://schemas.microsoft.com/office/drawing/2015/9/8/chartex" xmlns:cx2="http://schemas.microsoft.com/office/drawing/2015/10/21/chartex" xmlns:cx3="http://schemas.microsoft.com/office/drawing/2016/5/9/chartex" xmlns:cx4="http://schemas.microsoft.com/office/drawing/2016/5/10/chartex" xmlns:cx5="http://schemas.microsoft.com/office/drawing/2016/5/11/chartex" xmlns:cx6="http://schemas.microsoft.com/office/drawing/2016/5/12/chartex" xmlns:cx7="http://schemas.microsoft.com/office/drawing/2016/5/13/chartex" xmlns:cx8="http://schemas.microsoft.com/office/drawing/2016/5/14/chartex" xmlns:mc="http://schemas.openxmlformats.org/markup-compatibility/2006" xmlns:aink="http://schemas.microsoft.com/office/drawing/2016/ink" xmlns:am3d="http://schemas.microsoft.com/office/drawing/2017/model3d" xmlns:o="urn:schemas-microsoft-com:office:office" xmlns:oel="http://schemas.microsoft.com/office/2019/extlst" xmlns:r="http://schemas.openxmlformats.org/officeDocument/2006/relationships" xmlns:m="http://schemas.openxmlformats.org/officeDocument/2006/math" xmlns:v="urn:schemas-microsoft-com:vml" xmlns:wp14="http://schemas.microsoft.com/office/word/2010/wordprocessingDrawing" xmlns:wp="http://schemas.openxmlformats.org/drawingml/2006/wordprocessingDrawing" xmlns:w10="urn:schemas-microsoft-com:office:word" xmlns:w="http://schemas.openxmlformats.org/wordprocessingml/2006/main" xmlns:w14="http://schemas.microsoft.com/office/word/2010/wordml" xmlns:w15="http://schemas.microsoft.com/office/word/2012/wordml" xmlns:w16cex="http://schemas.microsoft.com/office/word/2018/wordml/cex" xmlns:w16cid="http://schemas.microsoft.com/office/word/2016/wordml/cid" xmlns:w16="http://schemas.microsoft.com/office/word/2018/wordml" xmlns:w16du="http://schemas.microsoft.com/office/word/2023/wordml/word16du" xmlns:w16sdtdh="http://schemas.microsoft.com/office/word/2020/wordml/sdtdatahash" xmlns:w16sdtfl="http://schemas.microsoft.com/office/word/2024/wordml/sdtformatlock" xmlns:w16se="http://schemas.microsoft.com/office/word/2015/wordml/symex" xmlns:wpg="http://schemas.microsoft.com/office/word/2010/wordprocessingGroup" xmlns:wpi="http://schemas.microsoft.com/office/word/2010/wordprocessingInk" xmlns:wne="http://schemas.microsoft.com/office/word/2006/wordml" xmlns:wps="http://schemas.microsoft.com/office/word/2010/wordprocessingShape" mc:Ignorable="w14 w15 w16se w16cid w16 w16cex w16sdtdh w16sdtfl w16du wp14">
+  <w15:commentEx w15:paraId="3F929CFA" w15:done="0"/>
+  <w15:commentEx w15:paraId="7A25696A" w15:done="0"/>
+  <w15:commentEx w15:paraId="71BBED7B" w15:done="0"/>
+</w15:commentsEx>
+</file>
+
+<file path=word/commentsExtensible.xml><?xml version="1.0" encoding="utf-8"?>
+<w16cex:commentsExtensible xmlns:wpc="http://schemas.microsoft.com/office/word/2010/wordprocessingCanvas" xmlns:cx="http://schemas.microsoft.com/office/drawing/2014/chartex" xmlns:cx1="http://schemas.microsoft.com/office/drawing/2015/9/8/chartex" xmlns:cx2="http://schemas.microsoft.com/office/drawing/2015/10/21/chartex" xmlns:cx3="http://schemas.microsoft.com/office/drawing/2016/5/9/chartex" xmlns:cx4="http://schemas.microsoft.com/office/drawing/2016/5/10/chartex" xmlns:cx5="http://schemas.microsoft.com/office/drawing/2016/5/11/chartex" xmlns:cx6="http://schemas.microsoft.com/office/drawing/2016/5/12/chartex" xmlns:cx7="http://schemas.microsoft.com/office/drawing/2016/5/13/chartex" xmlns:cx8="http://schemas.microsoft.com/office/drawing/2016/5/14/chartex" xmlns:cr="http://schemas.microsoft.com/office/comments/2020/reactions" xmlns:mc="http://schemas.openxmlformats.org/markup-compatibility/2006" xmlns:aink="http://schemas.microsoft.com/office/drawing/2016/ink" xmlns:am3d="http://schemas.microsoft.com/office/drawing/2017/model3d" xmlns:o="urn:schemas-microsoft-com:office:office" xmlns:oel="http://schemas.microsoft.com/office/2019/extlst" xmlns:r="http://schemas.openxmlformats.org/officeDocument/2006/relationships" xmlns:m="http://schemas.openxmlformats.org/officeDocument/2006/math" xmlns:v="urn:schemas-microsoft-com:vml" xmlns:wp14="http://schemas.microsoft.com/office/word/2010/wordprocessingDrawing" xmlns:wp="http://schemas.openxmlformats.org/drawingml/2006/wordprocessingDrawing" xmlns:w10="urn:schemas-microsoft-com:office:word" xmlns:w="http://schemas.openxmlformats.org/wordprocessingml/2006/main" xmlns:w14="http://schemas.microsoft.com/office/word/2010/wordml" xmlns:w15="http://schemas.microsoft.com/office/word/2012/wordml" xmlns:w16cex="http://schemas.microsoft.com/office/word/2018/wordml/cex" xmlns:w16cid="http://schemas.microsoft.com/office/word/2016/wordml/cid" xmlns:w16="http://schemas.microsoft.com/office/word/2018/wordml" xmlns:w16du="http://schemas.microsoft.com/office/word/2023/wordml/word16du" xmlns:w16sdtdh="http://schemas.microsoft.com/office/word/2020/wordml/sdtdatahash" xmlns:w16sdtfl="http://schemas.microsoft.com/office/word/2024/wordml/sdtformatlock" xmlns:w16se="http://schemas.microsoft.com/office/word/2015/wordml/symex" xmlns:wpg="http://schemas.microsoft.com/office/word/2010/wordprocessingGroup" xmlns:wpi="http://schemas.microsoft.com/office/word/2010/wordprocessingInk" xmlns:wne="http://schemas.microsoft.com/office/word/2006/wordml" xmlns:wps="http://schemas.microsoft.com/office/word/2010/wordprocessingShape" mc:Ignorable="w14 w15 w16se w16cid w16 w16cex w16sdtdh w16sdtfl cr w16du wp14">
+  <w16cex:commentExtensible w16cex:durableId="0654C44B" w16cex:dateUtc="2026-10-06T15:43:00Z"/>
+  <w16cex:commentExtensible w16cex:durableId="083EECF8" w16cex:dateUtc="2026-10-06T15:42:00Z"/>
+  <w16cex:commentExtensible w16cex:durableId="28EB0841" w16cex:dateUtc="2026-10-06T15:47:00Z"/>
+</w16cex:commentsExtensible>
+</file>
+
+<file path=word/commentsIds.xml><?xml version="1.0" encoding="utf-8"?>
+<w16cid:commentsIds xmlns:wpc="http://schemas.microsoft.com/office/word/2010/wordprocessingCanvas" xmlns:cx="http://schemas.microsoft.com/office/drawing/2014/chartex" xmlns:cx1="http://schemas.microsoft.com/office/drawing/2015/9/8/chartex" xmlns:cx2="http://schemas.microsoft.com/office/drawing/2015/10/21/chartex" xmlns:cx3="http://schemas.microsoft.com/office/drawing/2016/5/9/chartex" xmlns:cx4="http://schemas.microsoft.com/office/drawing/2016/5/10/chartex" xmlns:cx5="http://schemas.microsoft.com/office/drawing/2016/5/11/chartex" xmlns:cx6="http://schemas.microsoft.com/office/drawing/2016/5/12/chartex" xmlns:cx7="http://schemas.microsoft.com/office/drawing/2016/5/13/chartex" xmlns:cx8="http://schemas.microsoft.com/office/drawing/2016/5/14/chartex" xmlns:mc="http://schemas.openxmlformats.org/markup-compatibility/2006" xmlns:aink="http://schemas.microsoft.com/office/drawing/2016/ink" xmlns:am3d="http://schemas.microsoft.com/office/drawing/2017/model3d" xmlns:o="urn:schemas-microsoft-com:office:office" xmlns:oel="http://schemas.microsoft.com/office/2019/extlst" xmlns:r="http://schemas.openxmlformats.org/officeDocument/2006/relationships" xmlns:m="http://schemas.openxmlformats.org/officeDocument/2006/math" xmlns:v="urn:schemas-microsoft-com:vml" xmlns:wp14="http://schemas.microsoft.com/office/word/2010/wordprocessingDrawing" xmlns:wp="http://schemas.openxmlformats.org/drawingml/2006/wordprocessingDrawing" xmlns:w10="urn:schemas-microsoft-com:office:word" xmlns:w="http://schemas.openxmlformats.org/wordprocessingml/2006/main" xmlns:w14="http://schemas.microsoft.com/office/word/2010/wordml" xmlns:w15="http://schemas.microsoft.com/office/word/2012/wordml" xmlns:w16cex="http://schemas.microsoft.com/office/word/2018/wordml/cex" xmlns:w16cid="http://schemas.microsoft.com/office/word/2016/wordml/cid" xmlns:w16="http://schemas.microsoft.com/office/word/2018/wordml" xmlns:w16du="http://schemas.microsoft.com/office/word/2023/wordml/word16du" xmlns:w16sdtdh="http://schemas.microsoft.com/office/word/2020/wordml/sdtdatahash" xmlns:w16sdtfl="http://schemas.microsoft.com/office/word/2024/wordml/sdtformatlock" xmlns:w16se="http://schemas.microsoft.com/office/word/2015/wordml/symex" xmlns:wpg="http://schemas.microsoft.com/office/word/2010/wordprocessingGroup" xmlns:wpi="http://schemas.microsoft.com/office/word/2010/wordprocessingInk" xmlns:wne="http://schemas.microsoft.com/office/word/2006/wordml" xmlns:wps="http://schemas.microsoft.com/office/word/2010/wordprocessingShape" mc:Ignorable="w14 w15 w16se w16cid w16 w16cex w16sdtdh w16sdtfl w16du wp14">
+  <w16cid:commentId w16cid:paraId="3F929CFA" w16cid:durableId="0654C44B"/>
+  <w16cid:commentId w16cid:paraId="7A25696A" w16cid:durableId="083EECF8"/>
+  <w16cid:commentId w16cid:paraId="71BBED7B" w16cid:durableId="28EB0841"/>
+</w16cid:commentsIds>
+</file>
+
 <file path=word/numbering.xml><?xml version="1.0" encoding="utf-8"?>
-<w:numbering xmlns:wpc="http://schemas.microsoft.com/office/word/2010/wordprocessingCanvas" xmlns:cx="http://schemas.microsoft.com/office/drawing/2014/chartex" xmlns:cx1="http://schemas.microsoft.com/office/drawing/2015/9/8/chartex" xmlns:cx2="http://schemas.microsoft.com/office/drawing/2015/10/21/chartex" xmlns:cx3="http://schemas.microsoft.com/office/drawing/2016/5/9/chartex" xmlns:cx4="http://schemas.microsoft.com/office/drawing/2016/5/10/chartex" xmlns:cx5="http://schemas.microsoft.com/office/drawing/2016/5/11/chartex" xmlns:cx6="http://schemas.microsoft.com/office/drawing/2016/5/12/chartex" xmlns:cx7="http://schemas.microsoft.com/office/drawing/2016/5/13/chartex" xmlns:cx8="http://schemas.microsoft.com/office/drawing/2016/5/14/chartex" xmlns:mc="http://schemas.openxmlformats.org/markup-compatibility/2006" xmlns:aink="http://schemas.microsoft.com/office/drawing/2016/ink" xmlns:am3d="http://schemas.microsoft.com/office/drawing/2017/model3d" xmlns:o="urn:schemas-microsoft-com:office:office" xmlns:oel="http://schemas.microsoft.com/office/2019/extlst" xmlns:r="http://schemas.openxmlformats.org/officeDocument/2006/relationships" xmlns:m="http://schemas.openxmlformats.org/officeDocument/2006/math" xmlns:v="urn:schemas-microsoft-com:vml" xmlns:wp14="http://schemas.microsoft.com/office/word/2010/wordprocessingDrawing" xmlns:wp="http://schemas.openxmlformats.org/drawingml/2006/wordprocessingDrawing" xmlns:w10="urn:schemas-microsoft-com:office:word" xmlns:w="http://schemas.openxmlformats.org/wordprocessingml/2006/main" xmlns:w14="http://schemas.microsoft.com/office/word/2010/wordml" xmlns:w15="http://schemas.microsoft.com/office/word/2012/wordml" xmlns:w16cei="http://schemas.microsoft.com/office/word/2026/wordml/cei" xmlns:w16cex="http://schemas.microsoft.com/office/word/2018/wordml/cex" xmlns:w16cid="http://schemas.microsoft.com/office/word/2016/wordml/cid" xmlns:w16="http://schemas.microsoft.com/office/word/2018/wordml" xmlns:w16du="http://schemas.microsoft.com/office/word/2023/wordml/word16du" xmlns:w16sdtdh="http://schemas.microsoft.com/office/word/2020/wordml/sdtdatahash" xmlns:w16sdtfl="http://schemas.microsoft.com/office/word/2024/wordml/sdtformatlock" xmlns:w16se="http://schemas.microsoft.com/office/word/2015/wordml/symex" xmlns:wpg="http://schemas.microsoft.com/office/word/2010/wordprocessingGroup" xmlns:wpi="http://schemas.microsoft.com/office/word/2010/wordprocessingInk" xmlns:wne="http://schemas.microsoft.com/office/word/2006/wordml" xmlns:wps="http://schemas.microsoft.com/office/word/2010/wordprocessingShape" mc:Ignorable="w14 w15 w16se w16cid w16 w16cex w16sdtdh w16sdtfl w16du wp14">
+<w:numbering xmlns:wpc="http://schemas.microsoft.com/office/word/2010/wordprocessingCanvas" xmlns:cx="http://schemas.microsoft.com/office/drawing/2014/chartex" xmlns:cx1="http://schemas.microsoft.com/office/drawing/2015/9/8/chartex" xmlns:cx2="http://schemas.microsoft.com/office/drawing/2015/10/21/chartex" xmlns:cx3="http://schemas.microsoft.com/office/drawing/2016/5/9/chartex" xmlns:cx4="http://schemas.microsoft.com/office/drawing/2016/5/10/chartex" xmlns:cx5="http://schemas.microsoft.com/office/drawing/2016/5/11/chartex" xmlns:cx6="http://schemas.microsoft.com/office/drawing/2016/5/12/chartex" xmlns:cx7="http://schemas.microsoft.com/office/drawing/2016/5/13/chartex" xmlns:cx8="http://schemas.microsoft.com/office/drawing/2016/5/14/chartex" xmlns:mc="http://schemas.openxmlformats.org/markup-compatibility/2006" xmlns:aink="http://schemas.microsoft.com/office/drawing/2016/ink" xmlns:am3d="http://schemas.microsoft.com/office/drawing/2017/model3d" xmlns:o="urn:schemas-microsoft-com:office:office" xmlns:oel="http://schemas.microsoft.com/office/2019/extlst" xmlns:r="http://schemas.openxmlformats.org/officeDocument/2006/relationships" xmlns:m="http://schemas.openxmlformats.org/officeDocument/2006/math" xmlns:v="urn:schemas-microsoft-com:vml" xmlns:wp14="http://schemas.microsoft.com/office/word/2010/wordprocessingDrawing" xmlns:wp="http://schemas.openxmlformats.org/drawingml/2006/wordprocessingDrawing" xmlns:w10="urn:schemas-microsoft-com:office:word" xmlns:w="http://schemas.openxmlformats.org/wordprocessingml/2006/main" xmlns:w14="http://schemas.microsoft.com/office/word/2010/wordml" xmlns:w15="http://schemas.microsoft.com/office/word/2012/wordml" xmlns:w16cex="http://schemas.microsoft.com/office/word/2018/wordml/cex" xmlns:w16cid="http://schemas.microsoft.com/office/word/2016/wordml/cid" xmlns:w16="http://schemas.microsoft.com/office/word/2018/wordml" xmlns:w16du="http://schemas.microsoft.com/office/word/2023/wordml/word16du" xmlns:w16sdtdh="http://schemas.microsoft.com/office/word/2020/wordml/sdtdatahash" xmlns:w16sdtfl="http://schemas.microsoft.com/office/word/2024/wordml/sdtformatlock" xmlns:w16se="http://schemas.microsoft.com/office/word/2015/wordml/symex" xmlns:wpg="http://schemas.microsoft.com/office/word/2010/wordprocessingGroup" xmlns:wpi="http://schemas.microsoft.com/office/word/2010/wordprocessingInk" xmlns:wne="http://schemas.microsoft.com/office/word/2006/wordml" xmlns:wps="http://schemas.microsoft.com/office/word/2010/wordprocessingShape" mc:Ignorable="w14 w15 w16se w16cid w16 w16cex w16sdtdh w16sdtfl w16du wp14">
   <w:abstractNum w:abstractNumId="0" w15:restartNumberingAfterBreak="0">
     <w:nsid w:val="11C033F6"/>
     <w:multiLevelType w:val="hybridMultilevel"/>
@@ -3836,6 +2796,14 @@
     <w:abstractNumId w:val="1"/>
   </w:num>
 </w:numbering>
+</file>
+
+<file path=word/people.xml><?xml version="1.0" encoding="utf-8"?>
+<w15:people xmlns:wpc="http://schemas.microsoft.com/office/word/2010/wordprocessingCanvas" xmlns:cx="http://schemas.microsoft.com/office/drawing/2014/chartex" xmlns:cx1="http://schemas.microsoft.com/office/drawing/2015/9/8/chartex" xmlns:cx2="http://schemas.microsoft.com/office/drawing/2015/10/21/chartex" xmlns:cx3="http://schemas.microsoft.com/office/drawing/2016/5/9/chartex" xmlns:cx4="http://schemas.microsoft.com/office/drawing/2016/5/10/chartex" xmlns:cx5="http://schemas.microsoft.com/office/drawing/2016/5/11/chartex" xmlns:cx6="http://schemas.microsoft.com/office/drawing/2016/5/12/chartex" xmlns:cx7="http://schemas.microsoft.com/office/drawing/2016/5/13/chartex" xmlns:cx8="http://schemas.microsoft.com/office/drawing/2016/5/14/chartex" xmlns:mc="http://schemas.openxmlformats.org/markup-compatibility/2006" xmlns:aink="http://schemas.microsoft.com/office/drawing/2016/ink" xmlns:am3d="http://schemas.microsoft.com/office/drawing/2017/model3d" xmlns:o="urn:schemas-microsoft-com:office:office" xmlns:oel="http://schemas.microsoft.com/office/2019/extlst" xmlns:r="http://schemas.openxmlformats.org/officeDocument/2006/relationships" xmlns:m="http://schemas.openxmlformats.org/officeDocument/2006/math" xmlns:v="urn:schemas-microsoft-com:vml" xmlns:wp14="http://schemas.microsoft.com/office/word/2010/wordprocessingDrawing" xmlns:wp="http://schemas.openxmlformats.org/drawingml/2006/wordprocessingDrawing" xmlns:w10="urn:schemas-microsoft-com:office:word" xmlns:w="http://schemas.openxmlformats.org/wordprocessingml/2006/main" xmlns:w14="http://schemas.microsoft.com/office/word/2010/wordml" xmlns:w15="http://schemas.microsoft.com/office/word/2012/wordml" xmlns:w16cex="http://schemas.microsoft.com/office/word/2018/wordml/cex" xmlns:w16cid="http://schemas.microsoft.com/office/word/2016/wordml/cid" xmlns:w16="http://schemas.microsoft.com/office/word/2018/wordml" xmlns:w16du="http://schemas.microsoft.com/office/word/2023/wordml/word16du" xmlns:w16sdtdh="http://schemas.microsoft.com/office/word/2020/wordml/sdtdatahash" xmlns:w16sdtfl="http://schemas.microsoft.com/office/word/2024/wordml/sdtformatlock" xmlns:w16se="http://schemas.microsoft.com/office/word/2015/wordml/symex" xmlns:wpg="http://schemas.microsoft.com/office/word/2010/wordprocessingGroup" xmlns:wpi="http://schemas.microsoft.com/office/word/2010/wordprocessingInk" xmlns:wne="http://schemas.microsoft.com/office/word/2006/wordml" xmlns:wps="http://schemas.microsoft.com/office/word/2010/wordprocessingShape" mc:Ignorable="w14 w15 w16se w16cid w16 w16cex w16sdtdh w16sdtfl w16du wp14">
+  <w15:person w15:author="Nathan, Lucas (DNR)">
+    <w15:presenceInfo w15:providerId="AD" w15:userId="S::NathanL@michigan.gov::96837891-6aae-41c1-b905-2f597761f76b"/>
+  </w15:person>
+</w15:people>
 </file>
 
 <file path=word/styles.xml><?xml version="1.0" encoding="utf-8"?>
@@ -4440,6 +3408,7 @@
   <w:style w:type="character" w:default="1" w:styleId="DefaultParagraphFont">
     <w:name w:val="Default Paragraph Font"/>
     <w:uiPriority w:val="1"/>
+    <w:semiHidden/>
     <w:unhideWhenUsed/>
   </w:style>
   <w:style w:type="table" w:default="1" w:styleId="TableNormal">
@@ -4882,6 +3851,72 @@
     <w:rsid w:val="00A523AD"/>
     <w:rPr>
       <w:rFonts w:ascii="Courier New" w:eastAsia="Times New Roman" w:hAnsi="Courier New" w:cs="Courier New"/>
+      <w:sz w:val="20"/>
+      <w:szCs w:val="20"/>
+    </w:rPr>
+  </w:style>
+  <w:style w:type="character" w:styleId="CommentReference">
+    <w:name w:val="annotation reference"/>
+    <w:basedOn w:val="DefaultParagraphFont"/>
+    <w:uiPriority w:val="99"/>
+    <w:semiHidden/>
+    <w:unhideWhenUsed/>
+    <w:rsid w:val="00725A89"/>
+    <w:rPr>
+      <w:sz w:val="16"/>
+      <w:szCs w:val="16"/>
+    </w:rPr>
+  </w:style>
+  <w:style w:type="paragraph" w:styleId="CommentText">
+    <w:name w:val="annotation text"/>
+    <w:basedOn w:val="Normal"/>
+    <w:link w:val="CommentTextChar"/>
+    <w:uiPriority w:val="99"/>
+    <w:unhideWhenUsed/>
+    <w:rsid w:val="00725A89"/>
+    <w:pPr>
+      <w:spacing w:line="240" w:lineRule="auto"/>
+    </w:pPr>
+    <w:rPr>
+      <w:sz w:val="20"/>
+      <w:szCs w:val="20"/>
+    </w:rPr>
+  </w:style>
+  <w:style w:type="character" w:customStyle="1" w:styleId="CommentTextChar">
+    <w:name w:val="Comment Text Char"/>
+    <w:basedOn w:val="DefaultParagraphFont"/>
+    <w:link w:val="CommentText"/>
+    <w:uiPriority w:val="99"/>
+    <w:rsid w:val="00725A89"/>
+    <w:rPr>
+      <w:sz w:val="20"/>
+      <w:szCs w:val="20"/>
+    </w:rPr>
+  </w:style>
+  <w:style w:type="paragraph" w:styleId="CommentSubject">
+    <w:name w:val="annotation subject"/>
+    <w:basedOn w:val="CommentText"/>
+    <w:next w:val="CommentText"/>
+    <w:link w:val="CommentSubjectChar"/>
+    <w:uiPriority w:val="99"/>
+    <w:semiHidden/>
+    <w:unhideWhenUsed/>
+    <w:rsid w:val="00725A89"/>
+    <w:rPr>
+      <w:b/>
+      <w:bCs/>
+    </w:rPr>
+  </w:style>
+  <w:style w:type="character" w:customStyle="1" w:styleId="CommentSubjectChar">
+    <w:name w:val="Comment Subject Char"/>
+    <w:basedOn w:val="CommentTextChar"/>
+    <w:link w:val="CommentSubject"/>
+    <w:uiPriority w:val="99"/>
+    <w:semiHidden/>
+    <w:rsid w:val="00725A89"/>
+    <w:rPr>
+      <w:b/>
+      <w:bCs/>
       <w:sz w:val="20"/>
       <w:szCs w:val="20"/>
     </w:rPr>
